--- a/svoyo-delo/대본/1부/08화_Uzhin.docx
+++ b/svoyo-delo/대본/1부/08화_Uzhin.docx
@@ -80,7 +80,7 @@
         <w:t xml:space="preserve"> </w:t>
       </w:r>
       <w:r>
-        <w:t xml:space="preserve">- 규칙: 지문 없음. 전 화 100% 「화자명: 대사」. 1턴 15단어 이내 + 긴 턴 10~15회(25~35단어). 문법 초점: «Давайте выпьем за + 대격», 부동사(отвернувшись), 명령형(наливайте, держите, отвернитесь).</w:t>
+        <w:t xml:space="preserve">- 규칙: 지문 없음. 전 화 100% 「화자명: 대사」. 1턴 20단어 이내 + 긴 턴 10~15회(30~50단어). 문법 초점: «Давайте выпьем за + 대격», 부동사(отвернувшись), 명령형(наливайте, держите, отвернитесь).</w:t>
       </w:r>
       <w:r>
         <w:t xml:space="preserve"> </w:t>
@@ -332,47 +332,47 @@
         <w:pStyle w:val="FirstParagraph"/>
       </w:pPr>
       <w:r>
-        <w:t xml:space="preserve">DOYUN: Садитесь здесь, Алексей Николаевич. Напротив президента. Это место гостя.</w:t>
-      </w:r>
-    </w:p>
-    <w:p>
-      <w:pPr>
-        <w:pStyle w:val="BodyText"/>
-      </w:pPr>
-      <w:r>
-        <w:t xml:space="preserve">ALEKSEY: А почему не рядом с ним?</w:t>
-      </w:r>
-    </w:p>
-    <w:p>
-      <w:pPr>
-        <w:pStyle w:val="BodyText"/>
-      </w:pPr>
-      <w:r>
-        <w:t xml:space="preserve">DOYUN: Рядом сидят свои. Напротив сидит человек, которого хотят видеть. Это хорошо.</w:t>
-      </w:r>
-    </w:p>
-    <w:p>
-      <w:pPr>
-        <w:pStyle w:val="BodyText"/>
-      </w:pPr>
-      <w:r>
-        <w:t xml:space="preserve">ALEKSEY: Понял. Что ещё мне нужно знать?</w:t>
-      </w:r>
-    </w:p>
-    <w:p>
-      <w:pPr>
-        <w:pStyle w:val="BodyText"/>
-      </w:pPr>
-      <w:r>
-        <w:t xml:space="preserve">DOYUN: Правила соджу. Себе не наливают. Наливают другим, а другие — вам.</w:t>
-      </w:r>
-    </w:p>
-    <w:p>
-      <w:pPr>
-        <w:pStyle w:val="BodyText"/>
-      </w:pPr>
-      <w:r>
-        <w:t xml:space="preserve">ALEKSEY: А если у меня пустая рюмка?</w:t>
+        <w:t xml:space="preserve">DOYUN: Садитесь здесь, Алексей Николаевич, напротив президента. Это место гостя.</w:t>
+      </w:r>
+    </w:p>
+    <w:p>
+      <w:pPr>
+        <w:pStyle w:val="BodyText"/>
+      </w:pPr>
+      <w:r>
+        <w:t xml:space="preserve">ALEKSEY: А почему не рядом с ним? Мне казалось, что рядом почётнее.</w:t>
+      </w:r>
+    </w:p>
+    <w:p>
+      <w:pPr>
+        <w:pStyle w:val="BodyText"/>
+      </w:pPr>
+      <w:r>
+        <w:t xml:space="preserve">DOYUN: Рядом сидят свои, а напротив сидит человек, которого хотят видеть. Это хороший знак.</w:t>
+      </w:r>
+    </w:p>
+    <w:p>
+      <w:pPr>
+        <w:pStyle w:val="BodyText"/>
+      </w:pPr>
+      <w:r>
+        <w:t xml:space="preserve">ALEKSEY: Понял. Что ещё мне нужно знать, чтобы не ошибиться?</w:t>
+      </w:r>
+    </w:p>
+    <w:p>
+      <w:pPr>
+        <w:pStyle w:val="BodyText"/>
+      </w:pPr>
+      <w:r>
+        <w:t xml:space="preserve">DOYUN: Правила соджу. Себе никто не наливает: вы наливаете другим, а другие наливают вам.</w:t>
+      </w:r>
+    </w:p>
+    <w:p>
+      <w:pPr>
+        <w:pStyle w:val="BodyText"/>
+      </w:pPr>
+      <w:r>
+        <w:t xml:space="preserve">ALEKSEY: А если у меня вдруг окажется пустая рюмка?</w:t>
       </w:r>
     </w:p>
     <w:p>
@@ -388,63 +388,63 @@
         <w:pStyle w:val="BodyText"/>
       </w:pPr>
       <w:r>
-        <w:t xml:space="preserve">ALEKSEY: Как у нас. У нас тоже нельзя себе одному. Только у нас водка.</w:t>
-      </w:r>
-    </w:p>
-    <w:p>
-      <w:pPr>
-        <w:pStyle w:val="BodyText"/>
-      </w:pPr>
-      <w:r>
-        <w:t xml:space="preserve">DOYUN: И ещё. Старшему наливают двумя руками. И пьют, отвернувшись от старшего.</w:t>
-      </w:r>
-    </w:p>
-    <w:p>
-      <w:pPr>
-        <w:pStyle w:val="BodyText"/>
-      </w:pPr>
-      <w:r>
-        <w:t xml:space="preserve">ALEKSEY: Отвернувшись? Это не невежливо?</w:t>
-      </w:r>
-    </w:p>
-    <w:p>
-      <w:pPr>
-        <w:pStyle w:val="BodyText"/>
-      </w:pPr>
-      <w:r>
-        <w:t xml:space="preserve">DOYUN: Наоборот. Пить прямо в лицо старшему — невежливо. Отворачиваетесь — значит, уважаете.</w:t>
-      </w:r>
-    </w:p>
-    <w:p>
-      <w:pPr>
-        <w:pStyle w:val="BodyText"/>
-      </w:pPr>
-      <w:r>
-        <w:t xml:space="preserve">ALEKSEY: У нас наоборот. Надо смотреть в глаза, когда чокаешься. Иначе семь лет несчастья.</w:t>
-      </w:r>
-    </w:p>
-    <w:p>
-      <w:pPr>
-        <w:pStyle w:val="BodyText"/>
-      </w:pPr>
-      <w:r>
-        <w:t xml:space="preserve">DOYUN: Знаю. В Петербурге мне это объяснили в первый вечер. Сегодня будет смешно.</w:t>
-      </w:r>
-    </w:p>
-    <w:p>
-      <w:pPr>
-        <w:pStyle w:val="BodyText"/>
-      </w:pPr>
-      <w:r>
-        <w:t xml:space="preserve">SOHEE: Добрый вечер. Президент идёт. Встаём, пожалуйста.</w:t>
-      </w:r>
-    </w:p>
-    <w:p>
-      <w:pPr>
-        <w:pStyle w:val="BodyText"/>
-      </w:pPr>
-      <w:r>
-        <w:t xml:space="preserve">ALEKSEY: Встаём. Господин президент, добрый вечер.</w:t>
+        <w:t xml:space="preserve">ALEKSEY: Это как у нас: у нас тоже нельзя наливать только себе. Только у нас вместо соджу водка.</w:t>
+      </w:r>
+    </w:p>
+    <w:p>
+      <w:pPr>
+        <w:pStyle w:val="BodyText"/>
+      </w:pPr>
+      <w:r>
+        <w:t xml:space="preserve">DOYUN: И ещё: старшему наливают двумя руками, а пьют, отвернувшись от старшего.</w:t>
+      </w:r>
+    </w:p>
+    <w:p>
+      <w:pPr>
+        <w:pStyle w:val="BodyText"/>
+      </w:pPr>
+      <w:r>
+        <w:t xml:space="preserve">ALEKSEY: Отвернувшись? А разве это не невежливо?</w:t>
+      </w:r>
+    </w:p>
+    <w:p>
+      <w:pPr>
+        <w:pStyle w:val="BodyText"/>
+      </w:pPr>
+      <w:r>
+        <w:t xml:space="preserve">DOYUN: Наоборот, пить прямо в лицо старшему невежливо. Если вы отворачиваетесь, значит, вы его уважаете.</w:t>
+      </w:r>
+    </w:p>
+    <w:p>
+      <w:pPr>
+        <w:pStyle w:val="BodyText"/>
+      </w:pPr>
+      <w:r>
+        <w:t xml:space="preserve">ALEKSEY: У нас всё наоборот: когда чокаешься, надо смотреть в глаза. Иначе, говорят, будет семь лет несчастья.</w:t>
+      </w:r>
+    </w:p>
+    <w:p>
+      <w:pPr>
+        <w:pStyle w:val="BodyText"/>
+      </w:pPr>
+      <w:r>
+        <w:t xml:space="preserve">DOYUN: Знаю, в Петербурге мне это объяснили в первый же вечер. Сегодня будет смешно, вот увидите.</w:t>
+      </w:r>
+    </w:p>
+    <w:p>
+      <w:pPr>
+        <w:pStyle w:val="BodyText"/>
+      </w:pPr>
+      <w:r>
+        <w:t xml:space="preserve">SOHEE: Добрый вечер. Президент идёт, встаём, пожалуйста.</w:t>
+      </w:r>
+    </w:p>
+    <w:p>
+      <w:pPr>
+        <w:pStyle w:val="BodyText"/>
+      </w:pPr>
+      <w:r>
+        <w:t xml:space="preserve">ALEKSEY: Встаём. Господин президент, добрый вечер, рад вас снова видеть.</w:t>
       </w:r>
     </w:p>
     <w:bookmarkEnd w:id="21"/>
@@ -462,71 +462,71 @@
         <w:pStyle w:val="FirstParagraph"/>
       </w:pPr>
       <w:r>
-        <w:t xml:space="preserve">DOYUN: Президент говорит: добрый вечер. Садитесь. Сегодня не работа. Сегодня ужин.</w:t>
-      </w:r>
-    </w:p>
-    <w:p>
-      <w:pPr>
-        <w:pStyle w:val="BodyText"/>
-      </w:pPr>
-      <w:r>
-        <w:t xml:space="preserve">ALEKSEY: Спасибо. Я налью вам? Двумя руками?</w:t>
-      </w:r>
-    </w:p>
-    <w:p>
-      <w:pPr>
-        <w:pStyle w:val="BodyText"/>
-      </w:pPr>
-      <w:r>
-        <w:t xml:space="preserve">DOYUN: Он смеётся. Он говорит: вы уже учитесь. Наливайте.</w:t>
-      </w:r>
-    </w:p>
-    <w:p>
-      <w:pPr>
-        <w:pStyle w:val="BodyText"/>
-      </w:pPr>
-      <w:r>
-        <w:t xml:space="preserve">SOHEE: Хорошо. Двумя руками. Правильно.</w:t>
-      </w:r>
-    </w:p>
-    <w:p>
-      <w:pPr>
-        <w:pStyle w:val="BodyText"/>
-      </w:pPr>
-      <w:r>
-        <w:t xml:space="preserve">DOYUN: Теперь президент наливает вам. Держите рюмку двумя руками тоже.</w:t>
-      </w:r>
-    </w:p>
-    <w:p>
-      <w:pPr>
-        <w:pStyle w:val="BodyText"/>
-      </w:pPr>
-      <w:r>
-        <w:t xml:space="preserve">ALEKSEY: Двумя руками. Держу.</w:t>
-      </w:r>
-    </w:p>
-    <w:p>
-      <w:pPr>
-        <w:pStyle w:val="BodyText"/>
-      </w:pPr>
-      <w:r>
-        <w:t xml:space="preserve">DOYUN: Первый тост — президента. Он говорит одно слово. Мы все повторяем.</w:t>
-      </w:r>
-    </w:p>
-    <w:p>
-      <w:pPr>
-        <w:pStyle w:val="BodyText"/>
-      </w:pPr>
-      <w:r>
-        <w:t xml:space="preserve">ALEKSEY: Какое слово?</w:t>
-      </w:r>
-    </w:p>
-    <w:p>
-      <w:pPr>
-        <w:pStyle w:val="BodyText"/>
-      </w:pPr>
-      <w:r>
-        <w:t xml:space="preserve">DOYUN: «Вихайо». Это значит «за…». За что — каждый думает сам.</w:t>
+        <w:t xml:space="preserve">DOYUN: Президент говорит: добрый вечер, садитесь. Сегодня не работа, сегодня просто ужин.</w:t>
+      </w:r>
+    </w:p>
+    <w:p>
+      <w:pPr>
+        <w:pStyle w:val="BodyText"/>
+      </w:pPr>
+      <w:r>
+        <w:t xml:space="preserve">ALEKSEY: Спасибо. Можно я вам налью? Двумя руками, как положено?</w:t>
+      </w:r>
+    </w:p>
+    <w:p>
+      <w:pPr>
+        <w:pStyle w:val="BodyText"/>
+      </w:pPr>
+      <w:r>
+        <w:t xml:space="preserve">DOYUN: Он смеётся и говорит, что вы уже учитесь. Наливайте.</w:t>
+      </w:r>
+    </w:p>
+    <w:p>
+      <w:pPr>
+        <w:pStyle w:val="BodyText"/>
+      </w:pPr>
+      <w:r>
+        <w:t xml:space="preserve">SOHEE: Хорошо, двумя руками. Это правильно.</w:t>
+      </w:r>
+    </w:p>
+    <w:p>
+      <w:pPr>
+        <w:pStyle w:val="BodyText"/>
+      </w:pPr>
+      <w:r>
+        <w:t xml:space="preserve">DOYUN: Теперь президент наливает вам, так что рюмку тоже держите двумя руками.</w:t>
+      </w:r>
+    </w:p>
+    <w:p>
+      <w:pPr>
+        <w:pStyle w:val="BodyText"/>
+      </w:pPr>
+      <w:r>
+        <w:t xml:space="preserve">ALEKSEY: Держу двумя руками, как вы сказали.</w:t>
+      </w:r>
+    </w:p>
+    <w:p>
+      <w:pPr>
+        <w:pStyle w:val="BodyText"/>
+      </w:pPr>
+      <w:r>
+        <w:t xml:space="preserve">DOYUN: Первый тост говорит президент. Он скажет одно слово, а мы все повторим.</w:t>
+      </w:r>
+    </w:p>
+    <w:p>
+      <w:pPr>
+        <w:pStyle w:val="BodyText"/>
+      </w:pPr>
+      <w:r>
+        <w:t xml:space="preserve">ALEKSEY: А какое это будет слово?</w:t>
+      </w:r>
+    </w:p>
+    <w:p>
+      <w:pPr>
+        <w:pStyle w:val="BodyText"/>
+      </w:pPr>
+      <w:r>
+        <w:t xml:space="preserve">DOYUN: «Вихайо». Это значит «за…», а за что именно — каждый думает сам.</w:t>
       </w:r>
     </w:p>
     <w:p>
@@ -542,199 +542,199 @@
         <w:pStyle w:val="BodyText"/>
       </w:pPr>
       <w:r>
-        <w:t xml:space="preserve">ALEKSEY: Вихайо! Простите, я посмотрел вам в глаза. По-русски.</w:t>
-      </w:r>
-    </w:p>
-    <w:p>
-      <w:pPr>
-        <w:pStyle w:val="BodyText"/>
-      </w:pPr>
-      <w:r>
-        <w:t xml:space="preserve">DOYUN: Президент говорит: ничего. Сегодня можно по-русски. Он хочет услышать русский тост.</w:t>
-      </w:r>
-    </w:p>
-    <w:p>
-      <w:pPr>
-        <w:pStyle w:val="BodyText"/>
-      </w:pPr>
-      <w:r>
-        <w:t xml:space="preserve">ALEKSEY: Русский тост длинный. Минимум три минуты.</w:t>
-      </w:r>
-    </w:p>
-    <w:p>
-      <w:pPr>
-        <w:pStyle w:val="BodyText"/>
-      </w:pPr>
-      <w:r>
-        <w:t xml:space="preserve">DOYUN: Он говорит: у него есть три минуты. Даже пять. Он засекает время.</w:t>
-      </w:r>
-    </w:p>
-    <w:p>
-      <w:pPr>
-        <w:pStyle w:val="BodyText"/>
-      </w:pPr>
-      <w:r>
-        <w:t xml:space="preserve">SOHEE: Я тоже засекаю. Телефон. Готово.</w:t>
-      </w:r>
-    </w:p>
-    <w:p>
-      <w:pPr>
-        <w:pStyle w:val="BodyText"/>
-      </w:pPr>
-      <w:r>
-        <w:t xml:space="preserve">ALEKSEY: Хорошо. Тогда я встану. У нас тост говорят стоя.</w:t>
-      </w:r>
-    </w:p>
-    <w:p>
-      <w:pPr>
-        <w:pStyle w:val="BodyText"/>
-      </w:pPr>
-      <w:r>
-        <w:t xml:space="preserve">DOYUN: Встаньте. Я буду переводить по фразе. Говорите медленно.</w:t>
-      </w:r>
-    </w:p>
-    <w:p>
-      <w:pPr>
-        <w:pStyle w:val="BodyText"/>
-      </w:pPr>
-      <w:r>
-        <w:t xml:space="preserve">ALEKSEY: Господин президент, госпожа Чон, Доюн. Две недели назад я ушёл с хорошей работы. Все говорили, что я сумасшедший. Мой отец пока даже не знает. Я боюсь ему сказать.</w:t>
-      </w:r>
-    </w:p>
-    <w:p>
-      <w:pPr>
-        <w:pStyle w:val="BodyText"/>
-      </w:pPr>
-      <w:r>
-        <w:t xml:space="preserve">DOYUN: Перевёл. Продолжайте.</w:t>
-      </w:r>
-    </w:p>
-    <w:p>
-      <w:pPr>
-        <w:pStyle w:val="BodyText"/>
-      </w:pPr>
-      <w:r>
-        <w:t xml:space="preserve">ALEKSEY: Перед этим я поехал к бабушке. Ей восемьдесят четыре. Она сорок лет была фельдшером в деревне. Это как врач, только без врача. Одна на четыре деревни.</w:t>
-      </w:r>
-    </w:p>
-    <w:p>
-      <w:pPr>
-        <w:pStyle w:val="BodyText"/>
-      </w:pPr>
-      <w:r>
-        <w:t xml:space="preserve">DOYUN: Президент перестал есть. Продолжайте.</w:t>
-      </w:r>
-    </w:p>
-    <w:p>
-      <w:pPr>
-        <w:pStyle w:val="BodyText"/>
-      </w:pPr>
-      <w:r>
-        <w:t xml:space="preserve">ALEKSEY: У неё над дверью сорок лет висела картонка. Два слова: «Не навреди». Она дала её мне. Сказала: теперь пусть висит над твоей дверью. Медпункт закрыт, а ты только открываешь.</w:t>
-      </w:r>
-    </w:p>
-    <w:p>
-      <w:pPr>
-        <w:pStyle w:val="BodyText"/>
-      </w:pPr>
-      <w:r>
-        <w:t xml:space="preserve">DOYUN: Перевёл. Госпожа Чон тоже перестала есть.</w:t>
-      </w:r>
-    </w:p>
-    <w:p>
-      <w:pPr>
-        <w:pStyle w:val="BodyText"/>
-      </w:pPr>
-      <w:r>
-        <w:t xml:space="preserve">ALEKSEY: Вчера на вашем заводе я увидел ту же картонку. Только без картонки. Журнал мытья пола. Номер на каждом шприце. Партию, которую вы выбросили, хотя никто бы не заметил.</w:t>
-      </w:r>
-    </w:p>
-    <w:p>
-      <w:pPr>
-        <w:pStyle w:val="BodyText"/>
-      </w:pPr>
-      <w:r>
-        <w:t xml:space="preserve">DOYUN: Президент кивает. Это уже второй кивок.</w:t>
-      </w:r>
-    </w:p>
-    <w:p>
-      <w:pPr>
-        <w:pStyle w:val="BodyText"/>
-      </w:pPr>
-      <w:r>
-        <w:t xml:space="preserve">ALEKSEY: Поэтому мой тост короткий, хотя русский. Давайте выпьем за людей, которые не вредят, даже когда никто не смотрит. За вашу картонку и за мою. До дна.</w:t>
-      </w:r>
-    </w:p>
-    <w:p>
-      <w:pPr>
-        <w:pStyle w:val="BodyText"/>
-      </w:pPr>
-      <w:r>
-        <w:t xml:space="preserve">DOYUN: Перевёл. Три минуты сорок секунд. Президент говорит: хороший тост — после него хочется молчать.</w:t>
-      </w:r>
-    </w:p>
-    <w:p>
-      <w:pPr>
-        <w:pStyle w:val="BodyText"/>
-      </w:pPr>
-      <w:r>
-        <w:t xml:space="preserve">SOHEE: Я молчу. Вихайо. Нет. За картонку.</w:t>
-      </w:r>
-    </w:p>
-    <w:p>
-      <w:pPr>
-        <w:pStyle w:val="BodyText"/>
-      </w:pPr>
-      <w:r>
-        <w:t xml:space="preserve">ALEKSEY: За картонку!</w:t>
-      </w:r>
-    </w:p>
-    <w:p>
-      <w:pPr>
-        <w:pStyle w:val="BodyText"/>
-      </w:pPr>
-      <w:r>
-        <w:t xml:space="preserve">DOYUN: Президент наливает вам сам. Двумя руками. Алексей Николаевич, это редкость. Он так наливает только старшим.</w:t>
-      </w:r>
-    </w:p>
-    <w:p>
-      <w:pPr>
-        <w:pStyle w:val="BodyText"/>
-      </w:pPr>
-      <w:r>
-        <w:t xml:space="preserve">ALEKSEY: Но я же младше.</w:t>
-      </w:r>
-    </w:p>
-    <w:p>
-      <w:pPr>
-        <w:pStyle w:val="BodyText"/>
-      </w:pPr>
-      <w:r>
-        <w:t xml:space="preserve">DOYUN: Он говорит: сегодня вы старше. Сегодня с вами за столом ваша бабушка.</w:t>
-      </w:r>
-    </w:p>
-    <w:p>
-      <w:pPr>
-        <w:pStyle w:val="BodyText"/>
-      </w:pPr>
-      <w:r>
-        <w:t xml:space="preserve">ALEKSEY: Спасибо. Я не знаю, что сказать.</w:t>
-      </w:r>
-    </w:p>
-    <w:p>
-      <w:pPr>
-        <w:pStyle w:val="BodyText"/>
-      </w:pPr>
-      <w:r>
-        <w:t xml:space="preserve">DOYUN: Тогда отвернитесь и пейте. Это лучший ответ.</w:t>
-      </w:r>
-    </w:p>
-    <w:p>
-      <w:pPr>
-        <w:pStyle w:val="BodyText"/>
-      </w:pPr>
-      <w:r>
-        <w:t xml:space="preserve">ALEKSEY: Отворачиваюсь. И пью. За бабушку.</w:t>
+        <w:t xml:space="preserve">ALEKSEY: Вихайо! Простите, я посмотрел вам в глаза. Это по-русски, по привычке.</w:t>
+      </w:r>
+    </w:p>
+    <w:p>
+      <w:pPr>
+        <w:pStyle w:val="BodyText"/>
+      </w:pPr>
+      <w:r>
+        <w:t xml:space="preserve">DOYUN: Президент говорит, что ничего страшного, сегодня можно по-русски. Он хочет услышать русский тост.</w:t>
+      </w:r>
+    </w:p>
+    <w:p>
+      <w:pPr>
+        <w:pStyle w:val="BodyText"/>
+      </w:pPr>
+      <w:r>
+        <w:t xml:space="preserve">ALEKSEY: Но русский тост длинный, минимум три минуты.</w:t>
+      </w:r>
+    </w:p>
+    <w:p>
+      <w:pPr>
+        <w:pStyle w:val="BodyText"/>
+      </w:pPr>
+      <w:r>
+        <w:t xml:space="preserve">DOYUN: Он говорит, что у него есть три минуты, даже пять. И он засекает время.</w:t>
+      </w:r>
+    </w:p>
+    <w:p>
+      <w:pPr>
+        <w:pStyle w:val="BodyText"/>
+      </w:pPr>
+      <w:r>
+        <w:t xml:space="preserve">SOHEE: Я тоже засекаю на телефоне. Готово, можно начинать.</w:t>
+      </w:r>
+    </w:p>
+    <w:p>
+      <w:pPr>
+        <w:pStyle w:val="BodyText"/>
+      </w:pPr>
+      <w:r>
+        <w:t xml:space="preserve">ALEKSEY: Хорошо. Тогда я встану, потому что у нас тост говорят стоя.</w:t>
+      </w:r>
+    </w:p>
+    <w:p>
+      <w:pPr>
+        <w:pStyle w:val="BodyText"/>
+      </w:pPr>
+      <w:r>
+        <w:t xml:space="preserve">DOYUN: Встаньте. Я буду переводить по одной фразе, поэтому говорите медленно.</w:t>
+      </w:r>
+    </w:p>
+    <w:p>
+      <w:pPr>
+        <w:pStyle w:val="BodyText"/>
+      </w:pPr>
+      <w:r>
+        <w:t xml:space="preserve">ALEKSEY: Господин президент, госпожа Чон, Доюн. Две недели назад я ушёл с хорошей работы, и все говорили, что я сумасшедший. Мой отец пока даже не знает об этом. Честно говоря, я боюсь ему сказать.</w:t>
+      </w:r>
+    </w:p>
+    <w:p>
+      <w:pPr>
+        <w:pStyle w:val="BodyText"/>
+      </w:pPr>
+      <w:r>
+        <w:t xml:space="preserve">DOYUN: Я перевёл, продолжайте, пожалуйста, потому что все слушают.</w:t>
+      </w:r>
+    </w:p>
+    <w:p>
+      <w:pPr>
+        <w:pStyle w:val="BodyText"/>
+      </w:pPr>
+      <w:r>
+        <w:t xml:space="preserve">ALEKSEY: Перед этим я поехал к бабушке. Ей восемьдесят четыре, и сорок лет она была фельдшером в деревне. Это как врач, только там, где нет врача. Она одна работала на четыре деревни, пешком и на лошади.</w:t>
+      </w:r>
+    </w:p>
+    <w:p>
+      <w:pPr>
+        <w:pStyle w:val="BodyText"/>
+      </w:pPr>
+      <w:r>
+        <w:t xml:space="preserve">DOYUN: Президент перестал есть, так что продолжайте.</w:t>
+      </w:r>
+    </w:p>
+    <w:p>
+      <w:pPr>
+        <w:pStyle w:val="BodyText"/>
+      </w:pPr>
+      <w:r>
+        <w:t xml:space="preserve">ALEKSEY: У неё над дверью сорок лет висела картонка. Два слова: «Не навреди». Она дала её мне. Сказала: теперь пусть висит над твоей дверью. Медпункт закрыт, а ты только открываешь. Я повесил её у себя дома, хотя пока немного криво.</w:t>
+      </w:r>
+    </w:p>
+    <w:p>
+      <w:pPr>
+        <w:pStyle w:val="BodyText"/>
+      </w:pPr>
+      <w:r>
+        <w:t xml:space="preserve">DOYUN: Я перевёл, и госпожа Чон тоже перестала есть.</w:t>
+      </w:r>
+    </w:p>
+    <w:p>
+      <w:pPr>
+        <w:pStyle w:val="BodyText"/>
+      </w:pPr>
+      <w:r>
+        <w:t xml:space="preserve">ALEKSEY: Вчера на вашем заводе я увидел ту же картонку, только без картонки. Журнал мытья пола, номер на каждом шприце и партию, которую вы выбросили, хотя никто бы не заметил. Тогда я понял, что мы говорим на одном языке, хотя и через переводчика.</w:t>
+      </w:r>
+    </w:p>
+    <w:p>
+      <w:pPr>
+        <w:pStyle w:val="BodyText"/>
+      </w:pPr>
+      <w:r>
+        <w:t xml:space="preserve">DOYUN: Президент кивает. Это уже второй кивок за два дня.</w:t>
+      </w:r>
+    </w:p>
+    <w:p>
+      <w:pPr>
+        <w:pStyle w:val="BodyText"/>
+      </w:pPr>
+      <w:r>
+        <w:t xml:space="preserve">ALEKSEY: Поэтому мой тост короткий, хотя русский. Давайте выпьем за людей, которые не вредят, даже когда никто не смотрит. За вашу картонку и за мою, и за то, чтобы они висели ещё много лет. До дна.</w:t>
+      </w:r>
+    </w:p>
+    <w:p>
+      <w:pPr>
+        <w:pStyle w:val="BodyText"/>
+      </w:pPr>
+      <w:r>
+        <w:t xml:space="preserve">DOYUN: Перевёл. Три минуты сорок секунд. Президент говорит, что хороший тост — это когда после него хочется молчать.</w:t>
+      </w:r>
+    </w:p>
+    <w:p>
+      <w:pPr>
+        <w:pStyle w:val="BodyText"/>
+      </w:pPr>
+      <w:r>
+        <w:t xml:space="preserve">SOHEE: Я молчу, но скажу: вихайо… нет, лучше так: за картонку.</w:t>
+      </w:r>
+    </w:p>
+    <w:p>
+      <w:pPr>
+        <w:pStyle w:val="BodyText"/>
+      </w:pPr>
+      <w:r>
+        <w:t xml:space="preserve">ALEKSEY: За картонку, за обе наши картонки!</w:t>
+      </w:r>
+    </w:p>
+    <w:p>
+      <w:pPr>
+        <w:pStyle w:val="BodyText"/>
+      </w:pPr>
+      <w:r>
+        <w:t xml:space="preserve">DOYUN: Президент наливает вам сам, двумя руками. Алексей Николаевич, это большая редкость, потому что так он наливает только старшим.</w:t>
+      </w:r>
+    </w:p>
+    <w:p>
+      <w:pPr>
+        <w:pStyle w:val="BodyText"/>
+      </w:pPr>
+      <w:r>
+        <w:t xml:space="preserve">ALEKSEY: Но я же младше его, и намного.</w:t>
+      </w:r>
+    </w:p>
+    <w:p>
+      <w:pPr>
+        <w:pStyle w:val="BodyText"/>
+      </w:pPr>
+      <w:r>
+        <w:t xml:space="preserve">DOYUN: Он говорит, что сегодня вы старше, потому что сегодня с вами за столом ваша бабушка.</w:t>
+      </w:r>
+    </w:p>
+    <w:p>
+      <w:pPr>
+        <w:pStyle w:val="BodyText"/>
+      </w:pPr>
+      <w:r>
+        <w:t xml:space="preserve">ALEKSEY: Спасибо. Я даже не знаю, что на это сказать.</w:t>
+      </w:r>
+    </w:p>
+    <w:p>
+      <w:pPr>
+        <w:pStyle w:val="BodyText"/>
+      </w:pPr>
+      <w:r>
+        <w:t xml:space="preserve">DOYUN: Тогда отвернитесь и пейте, это лучший ответ.</w:t>
+      </w:r>
+    </w:p>
+    <w:p>
+      <w:pPr>
+        <w:pStyle w:val="BodyText"/>
+      </w:pPr>
+      <w:r>
+        <w:t xml:space="preserve">ALEKSEY: Отворачиваюсь и пью. За бабушку.</w:t>
       </w:r>
     </w:p>
     <w:bookmarkEnd w:id="22"/>
@@ -752,143 +752,143 @@
         <w:pStyle w:val="FirstParagraph"/>
       </w:pPr>
       <w:r>
-        <w:t xml:space="preserve">DOYUN: Президент говорит, что хочет рассказать про свою мать. Он редко это рассказывает.</w:t>
-      </w:r>
-    </w:p>
-    <w:p>
-      <w:pPr>
-        <w:pStyle w:val="BodyText"/>
-      </w:pPr>
-      <w:r>
-        <w:t xml:space="preserve">ALEKSEY: Я слушаю.</w:t>
-      </w:r>
-    </w:p>
-    <w:p>
-      <w:pPr>
-        <w:pStyle w:val="BodyText"/>
-      </w:pPr>
-      <w:r>
-        <w:t xml:space="preserve">DOYUN: Он говорит: «Моя мать тридцать лет работала в деревне в горах Канвондо. Медсестра на медпункте. Одна на три деревни. Врач приезжал раз в месяц. Зимой ходила пешком по снегу».</w:t>
-      </w:r>
-    </w:p>
-    <w:p>
-      <w:pPr>
-        <w:pStyle w:val="BodyText"/>
-      </w:pPr>
-      <w:r>
-        <w:t xml:space="preserve">ALEKSEY: Как моя бабушка. Почти слово в слово.</w:t>
-      </w:r>
-    </w:p>
-    <w:p>
-      <w:pPr>
-        <w:pStyle w:val="BodyText"/>
-      </w:pPr>
-      <w:r>
-        <w:t xml:space="preserve">DOYUN: Он говорит: «Когда Доюн вчера рассказал про вашу бабушку, я не спал до двух часов».</w:t>
-      </w:r>
-    </w:p>
-    <w:p>
-      <w:pPr>
-        <w:pStyle w:val="BodyText"/>
-      </w:pPr>
-      <w:r>
-        <w:t xml:space="preserve">SOHEE: Президент не рассказывал это даже нам. Я работаю пятнадцать лет. Первый раз слышу.</w:t>
-      </w:r>
-    </w:p>
-    <w:p>
-      <w:pPr>
-        <w:pStyle w:val="BodyText"/>
-      </w:pPr>
-      <w:r>
-        <w:t xml:space="preserve">ALEKSEY: Почему он рассказывает это мне?</w:t>
-      </w:r>
-    </w:p>
-    <w:p>
-      <w:pPr>
-        <w:pStyle w:val="BodyText"/>
-      </w:pPr>
-      <w:r>
-        <w:t xml:space="preserve">DOYUN: Он говорит: «Вы рассказали свою. Так делают в деревнях: история за историю».</w:t>
-      </w:r>
-    </w:p>
-    <w:p>
-      <w:pPr>
-        <w:pStyle w:val="BodyText"/>
-      </w:pPr>
-      <w:r>
-        <w:t xml:space="preserve">ALEKSEY: У вашей мамы тоже было правило?</w:t>
-      </w:r>
-    </w:p>
-    <w:p>
-      <w:pPr>
-        <w:pStyle w:val="BodyText"/>
-      </w:pPr>
-      <w:r>
-        <w:t xml:space="preserve">DOYUN: Он говорит: «Было. Она говорила: „Не давай лекарство, которое не дала бы своему сыну“. Я был её сыном. Поэтому я знаю, что она не шутила».</w:t>
-      </w:r>
-    </w:p>
-    <w:p>
-      <w:pPr>
-        <w:pStyle w:val="BodyText"/>
-      </w:pPr>
-      <w:r>
-        <w:t xml:space="preserve">ALEKSEY: Похоже на вопрос моей бабушки. Она спросила, разрешил бы я уколоть этим гелем её.</w:t>
-      </w:r>
-    </w:p>
-    <w:p>
-      <w:pPr>
-        <w:pStyle w:val="BodyText"/>
-      </w:pPr>
-      <w:r>
-        <w:t xml:space="preserve">DOYUN: Он говорит: «И что вы ответили?»</w:t>
-      </w:r>
-    </w:p>
-    <w:p>
-      <w:pPr>
-        <w:pStyle w:val="BodyText"/>
-      </w:pPr>
-      <w:r>
-        <w:t xml:space="preserve">ALEKSEY: Только если увижу завод, документы и обученного врача. Завод я видел.</w:t>
-      </w:r>
-    </w:p>
-    <w:p>
-      <w:pPr>
-        <w:pStyle w:val="BodyText"/>
-      </w:pPr>
-      <w:r>
-        <w:t xml:space="preserve">DOYUN: Он говорит: «Документы вам дадим. Обученного врача — найдёте вы. Это уже ваша часть».</w:t>
-      </w:r>
-    </w:p>
-    <w:p>
-      <w:pPr>
-        <w:pStyle w:val="BodyText"/>
-      </w:pPr>
-      <w:r>
-        <w:t xml:space="preserve">SOHEE: Наш анатомический курс можно перевести. Я помогу. Медленно, но помогу.</w:t>
-      </w:r>
-    </w:p>
-    <w:p>
-      <w:pPr>
-        <w:pStyle w:val="BodyText"/>
-      </w:pPr>
-      <w:r>
-        <w:t xml:space="preserve">ALEKSEY: Спасибо. Наш врач, Корнилова, будет учить. Если продукт пройдёт её проверку.</w:t>
-      </w:r>
-    </w:p>
-    <w:p>
-      <w:pPr>
-        <w:pStyle w:val="BodyText"/>
-      </w:pPr>
-      <w:r>
-        <w:t xml:space="preserve">DOYUN: Президент спрашивает: а ваш отец? Вы сказали, что он не знает.</w:t>
-      </w:r>
-    </w:p>
-    <w:p>
-      <w:pPr>
-        <w:pStyle w:val="BodyText"/>
-      </w:pPr>
-      <w:r>
-        <w:t xml:space="preserve">ALEKSEY: Не знает. Он инженер, завод в Туле закрылся. Для него главное — зарплата.</w:t>
+        <w:t xml:space="preserve">DOYUN: Президент говорит, что хочет рассказать про свою мать. Он очень редко это рассказывает.</w:t>
+      </w:r>
+    </w:p>
+    <w:p>
+      <w:pPr>
+        <w:pStyle w:val="BodyText"/>
+      </w:pPr>
+      <w:r>
+        <w:t xml:space="preserve">ALEKSEY: Я слушаю очень внимательно, господин президент, для меня это большая честь.</w:t>
+      </w:r>
+    </w:p>
+    <w:p>
+      <w:pPr>
+        <w:pStyle w:val="BodyText"/>
+      </w:pPr>
+      <w:r>
+        <w:t xml:space="preserve">DOYUN: Он говорит: «Моя мать тридцать лет работала в деревне в горах Канвондо. Медсестра на медпункте. Одна на три деревни. Врач приезжал раз в месяц. Зимой ходила пешком по снегу». Он говорит это тихо, и я тоже перевожу тихо.</w:t>
+      </w:r>
+    </w:p>
+    <w:p>
+      <w:pPr>
+        <w:pStyle w:val="BodyText"/>
+      </w:pPr>
+      <w:r>
+        <w:t xml:space="preserve">ALEKSEY: Это как моя бабушка, почти слово в слово.</w:t>
+      </w:r>
+    </w:p>
+    <w:p>
+      <w:pPr>
+        <w:pStyle w:val="BodyText"/>
+      </w:pPr>
+      <w:r>
+        <w:t xml:space="preserve">DOYUN: Он говорит: «Когда Доюн вчера рассказал про вашу бабушку, я не спал до двух часов ночи».</w:t>
+      </w:r>
+    </w:p>
+    <w:p>
+      <w:pPr>
+        <w:pStyle w:val="BodyText"/>
+      </w:pPr>
+      <w:r>
+        <w:t xml:space="preserve">SOHEE: Президент не рассказывал это даже нам. Я работаю здесь пятнадцать лет и слышу это в первый раз.</w:t>
+      </w:r>
+    </w:p>
+    <w:p>
+      <w:pPr>
+        <w:pStyle w:val="BodyText"/>
+      </w:pPr>
+      <w:r>
+        <w:t xml:space="preserve">ALEKSEY: А почему он рассказывает это именно мне?</w:t>
+      </w:r>
+    </w:p>
+    <w:p>
+      <w:pPr>
+        <w:pStyle w:val="BodyText"/>
+      </w:pPr>
+      <w:r>
+        <w:t xml:space="preserve">DOYUN: Он говорит: «Вы рассказали свою историю. Так делают в деревнях: история за историю».</w:t>
+      </w:r>
+    </w:p>
+    <w:p>
+      <w:pPr>
+        <w:pStyle w:val="BodyText"/>
+      </w:pPr>
+      <w:r>
+        <w:t xml:space="preserve">ALEKSEY: А у вашей мамы тоже было какое-то правило?</w:t>
+      </w:r>
+    </w:p>
+    <w:p>
+      <w:pPr>
+        <w:pStyle w:val="BodyText"/>
+      </w:pPr>
+      <w:r>
+        <w:t xml:space="preserve">DOYUN: Он говорит: «Было. Она говорила: „Не давай лекарство, которое не дала бы своему сыну“. Я был её сыном. Поэтому я знаю, что она не шутила». И он добавляет, что с тех пор проверяет каждую партию, как будто она для его детей.</w:t>
+      </w:r>
+    </w:p>
+    <w:p>
+      <w:pPr>
+        <w:pStyle w:val="BodyText"/>
+      </w:pPr>
+      <w:r>
+        <w:t xml:space="preserve">ALEKSEY: Похоже на вопрос моей бабушки. Она спросила, разрешил бы я уколоть этим гелем её саму.</w:t>
+      </w:r>
+    </w:p>
+    <w:p>
+      <w:pPr>
+        <w:pStyle w:val="BodyText"/>
+      </w:pPr>
+      <w:r>
+        <w:t xml:space="preserve">DOYUN: Он говорит: «И что же вы ей ответили?»</w:t>
+      </w:r>
+    </w:p>
+    <w:p>
+      <w:pPr>
+        <w:pStyle w:val="BodyText"/>
+      </w:pPr>
+      <w:r>
+        <w:t xml:space="preserve">ALEKSEY: Что только если я увижу завод, документы и обученного врача. Завод я уже видел.</w:t>
+      </w:r>
+    </w:p>
+    <w:p>
+      <w:pPr>
+        <w:pStyle w:val="BodyText"/>
+      </w:pPr>
+      <w:r>
+        <w:t xml:space="preserve">DOYUN: Он говорит: «Документы вам дадим, а обученного врача найдёте вы. Это уже ваша часть работы».</w:t>
+      </w:r>
+    </w:p>
+    <w:p>
+      <w:pPr>
+        <w:pStyle w:val="BodyText"/>
+      </w:pPr>
+      <w:r>
+        <w:t xml:space="preserve">SOHEE: Наш анатомический курс можно перевести на русский. Я помогу, медленно, но помогу.</w:t>
+      </w:r>
+    </w:p>
+    <w:p>
+      <w:pPr>
+        <w:pStyle w:val="BodyText"/>
+      </w:pPr>
+      <w:r>
+        <w:t xml:space="preserve">ALEKSEY: Спасибо. Наш врач, Корнилова, будет учить, если продукт пройдёт её проверку.</w:t>
+      </w:r>
+    </w:p>
+    <w:p>
+      <w:pPr>
+        <w:pStyle w:val="BodyText"/>
+      </w:pPr>
+      <w:r>
+        <w:t xml:space="preserve">DOYUN: Президент спрашивает: а ваш отец? Вы сказали, что он ещё не знает.</w:t>
+      </w:r>
+    </w:p>
+    <w:p>
+      <w:pPr>
+        <w:pStyle w:val="BodyText"/>
+      </w:pPr>
+      <w:r>
+        <w:t xml:space="preserve">ALEKSEY: Не знает. Он инженер, а завод в Туле закрылся. Для него главное — стабильная зарплата.</w:t>
       </w:r>
     </w:p>
     <w:p>
@@ -904,7 +904,7 @@
         <w:pStyle w:val="BodyText"/>
       </w:pPr>
       <w:r>
-        <w:t xml:space="preserve">ALEKSEY: Вы тоже уходили из большой компании?</w:t>
+        <w:t xml:space="preserve">ALEKSEY: Вы тоже когда-то уходили из большой компании?</w:t>
       </w:r>
     </w:p>
     <w:p>
@@ -920,31 +920,31 @@
         <w:pStyle w:val="BodyText"/>
       </w:pPr>
       <w:r>
-        <w:t xml:space="preserve">ALEKSEY: Гараж. А что сказал ваш отец?</w:t>
-      </w:r>
-    </w:p>
-    <w:p>
-      <w:pPr>
-        <w:pStyle w:val="BodyText"/>
-      </w:pPr>
-      <w:r>
-        <w:t xml:space="preserve">DOYUN: Он говорит: «Год не разговаривал со мной. Потом приехал в гараж и молча помыл пол. Весь, до последнего угла. Потом сел в машину и уехал. Это был его ответ».</w:t>
-      </w:r>
-    </w:p>
-    <w:p>
-      <w:pPr>
-        <w:pStyle w:val="BodyText"/>
-      </w:pPr>
-      <w:r>
-        <w:t xml:space="preserve">ALEKSEY: Помыл пол.</w:t>
-      </w:r>
-    </w:p>
-    <w:p>
-      <w:pPr>
-        <w:pStyle w:val="BodyText"/>
-      </w:pPr>
-      <w:r>
-        <w:t xml:space="preserve">DOYUN: Он говорит: «С тех пор пол моют каждые четыре часа. Вот почему».</w:t>
+        <w:t xml:space="preserve">ALEKSEY: В гараже? И что сказал ваш отец?</w:t>
+      </w:r>
+    </w:p>
+    <w:p>
+      <w:pPr>
+        <w:pStyle w:val="BodyText"/>
+      </w:pPr>
+      <w:r>
+        <w:t xml:space="preserve">DOYUN: Он говорит: «Год не разговаривал со мной. Потом приехал в гараж и молча помыл пол. Весь, до последнего угла. Потом сел в машину и уехал. Это был его ответ, и лучшего ответа я не слышал».</w:t>
+      </w:r>
+    </w:p>
+    <w:p>
+      <w:pPr>
+        <w:pStyle w:val="BodyText"/>
+      </w:pPr>
+      <w:r>
+        <w:t xml:space="preserve">ALEKSEY: Он просто молча помыл пол.</w:t>
+      </w:r>
+    </w:p>
+    <w:p>
+      <w:pPr>
+        <w:pStyle w:val="BodyText"/>
+      </w:pPr>
+      <w:r>
+        <w:t xml:space="preserve">DOYUN: Он говорит: «С тех пор пол у нас моют каждые четыре часа. Вот почему».</w:t>
       </w:r>
     </w:p>
     <w:p>
@@ -968,23 +968,23 @@
         <w:pStyle w:val="BodyText"/>
       </w:pPr>
       <w:r>
-        <w:t xml:space="preserve">ALEKSEY: Скажу. Когда вернусь в Москву. Обещаю.</w:t>
-      </w:r>
-    </w:p>
-    <w:p>
-      <w:pPr>
-        <w:pStyle w:val="BodyText"/>
-      </w:pPr>
-      <w:r>
-        <w:t xml:space="preserve">DOYUN: Он говорит: «Не обещайте мне. Обещайте отцу». И наливает. Двумя руками.</w:t>
-      </w:r>
-    </w:p>
-    <w:p>
-      <w:pPr>
-        <w:pStyle w:val="BodyText"/>
-      </w:pPr>
-      <w:r>
-        <w:t xml:space="preserve">SOHEE: Двумя руками. Я тоже сегодня научилась.</w:t>
+        <w:t xml:space="preserve">ALEKSEY: Скажу, когда вернусь в Москву. Обещаю вам.</w:t>
+      </w:r>
+    </w:p>
+    <w:p>
+      <w:pPr>
+        <w:pStyle w:val="BodyText"/>
+      </w:pPr>
+      <w:r>
+        <w:t xml:space="preserve">DOYUN: Он говорит: «Не обещайте мне, обещайте отцу». И наливает вам, двумя руками.</w:t>
+      </w:r>
+    </w:p>
+    <w:p>
+      <w:pPr>
+        <w:pStyle w:val="BodyText"/>
+      </w:pPr>
+      <w:r>
+        <w:t xml:space="preserve">SOHEE: Двумя руками. Я тоже сегодня этому научилась.</w:t>
       </w:r>
     </w:p>
     <w:bookmarkEnd w:id="23"/>
@@ -1002,23 +1002,23 @@
         <w:pStyle w:val="FirstParagraph"/>
       </w:pPr>
       <w:r>
-        <w:t xml:space="preserve">ALEKSEY: Господин президент, можно ещё один вопрос? Деловой.</w:t>
-      </w:r>
-    </w:p>
-    <w:p>
-      <w:pPr>
-        <w:pStyle w:val="BodyText"/>
-      </w:pPr>
-      <w:r>
-        <w:t xml:space="preserve">DOYUN: Алексей Николаевич, не сейчас. Пожалуйста.</w:t>
-      </w:r>
-    </w:p>
-    <w:p>
-      <w:pPr>
-        <w:pStyle w:val="BodyText"/>
-      </w:pPr>
-      <w:r>
-        <w:t xml:space="preserve">ALEKSEY: Один вопрос. Короткий. Про отсрочку платежа. Без неё наша таблица не сходится.</w:t>
+        <w:t xml:space="preserve">ALEKSEY: Господин президент, можно мне задать ещё один вопрос? Деловой.</w:t>
+      </w:r>
+    </w:p>
+    <w:p>
+      <w:pPr>
+        <w:pStyle w:val="BodyText"/>
+      </w:pPr>
+      <w:r>
+        <w:t xml:space="preserve">DOYUN: Алексей Николаевич, пожалуйста, только не сейчас.</w:t>
+      </w:r>
+    </w:p>
+    <w:p>
+      <w:pPr>
+        <w:pStyle w:val="BodyText"/>
+      </w:pPr>
+      <w:r>
+        <w:t xml:space="preserve">ALEKSEY: Всего один короткий вопрос про отсрочку платежа, потому что без неё наша таблица не сходится.</w:t>
       </w:r>
     </w:p>
     <w:p>
@@ -1034,159 +1034,159 @@
         <w:pStyle w:val="BodyText"/>
       </w:pPr>
       <w:r>
-        <w:t xml:space="preserve">ALEKSEY: Уверен. Переводите.</w:t>
-      </w:r>
-    </w:p>
-    <w:p>
-      <w:pPr>
-        <w:pStyle w:val="BodyText"/>
-      </w:pPr>
-      <w:r>
-        <w:t xml:space="preserve">DOYUN: Перевожу. Он молчит.</w:t>
-      </w:r>
-    </w:p>
-    <w:p>
-      <w:pPr>
-        <w:pStyle w:val="BodyText"/>
-      </w:pPr>
-      <w:r>
-        <w:t xml:space="preserve">ALEKSEY: Что случилось?</w:t>
-      </w:r>
-    </w:p>
-    <w:p>
-      <w:pPr>
-        <w:pStyle w:val="BodyText"/>
-      </w:pPr>
-      <w:r>
-        <w:t xml:space="preserve">DOYUN: Он говорит: «За этим столом сейчас были моя мать, ваша бабушка и мой отец, который мыл пол. А вы принесли сюда таблицу. Таблицы я смотрю утром, в кабинете».</w:t>
-      </w:r>
-    </w:p>
-    <w:p>
-      <w:pPr>
-        <w:pStyle w:val="BodyText"/>
-      </w:pPr>
-      <w:r>
-        <w:t xml:space="preserve">ALEKSEY: Простите. Я поторопился.</w:t>
-      </w:r>
-    </w:p>
-    <w:p>
-      <w:pPr>
-        <w:pStyle w:val="BodyText"/>
-      </w:pPr>
-      <w:r>
-        <w:t xml:space="preserve">DOYUN: Он говорит: «Ваша бабушка сказала вам, что вы торопитесь?»</w:t>
-      </w:r>
-    </w:p>
-    <w:p>
-      <w:pPr>
-        <w:pStyle w:val="BodyText"/>
-      </w:pPr>
-      <w:r>
-        <w:t xml:space="preserve">ALEKSEY: Говорила. Её единственная ошибка за сорок лет — из-за спешки.</w:t>
-      </w:r>
-    </w:p>
-    <w:p>
-      <w:pPr>
-        <w:pStyle w:val="BodyText"/>
-      </w:pPr>
-      <w:r>
-        <w:t xml:space="preserve">DOYUN: Он говорит: «Тогда вы знаете, что спешка стоит дорого. За столом не говорят о деньгах. За столом решают, можно ли говорить о деньгах завтра». Это корейское правило. Думаю, и русское тоже.</w:t>
-      </w:r>
-    </w:p>
-    <w:p>
-      <w:pPr>
-        <w:pStyle w:val="BodyText"/>
-      </w:pPr>
-      <w:r>
-        <w:t xml:space="preserve">ALEKSEY: И можно?</w:t>
-      </w:r>
-    </w:p>
-    <w:p>
-      <w:pPr>
-        <w:pStyle w:val="BodyText"/>
-      </w:pPr>
-      <w:r>
-        <w:t xml:space="preserve">DOYUN: Он молчит. Пятнадцать секунд. Двадцать.</w:t>
-      </w:r>
-    </w:p>
-    <w:p>
-      <w:pPr>
-        <w:pStyle w:val="BodyText"/>
-      </w:pPr>
-      <w:r>
-        <w:t xml:space="preserve">SOHEE: Доюн, скажи что-нибудь.</w:t>
-      </w:r>
-    </w:p>
-    <w:p>
-      <w:pPr>
-        <w:pStyle w:val="BodyText"/>
-      </w:pPr>
-      <w:r>
-        <w:t xml:space="preserve">DOYUN: Я перевожу молчание. Это самое трудное.</w:t>
-      </w:r>
-    </w:p>
-    <w:p>
-      <w:pPr>
-        <w:pStyle w:val="BodyText"/>
-      </w:pPr>
-      <w:r>
-        <w:t xml:space="preserve">ALEKSEY: Господин президент, я виноват. Я не буду говорить о деньгах сегодня. Ни слова.</w:t>
-      </w:r>
-    </w:p>
-    <w:p>
-      <w:pPr>
-        <w:pStyle w:val="BodyText"/>
-      </w:pPr>
-      <w:r>
-        <w:t xml:space="preserve">DOYUN: Он говорит: «Хорошо. Завтра в десять утра. Кабинет. Условия. Без соджу».</w:t>
-      </w:r>
-    </w:p>
-    <w:p>
-      <w:pPr>
-        <w:pStyle w:val="BodyText"/>
-      </w:pPr>
-      <w:r>
-        <w:t xml:space="preserve">ALEKSEY: Спасибо. В десять. Без пяти десять.</w:t>
-      </w:r>
-    </w:p>
-    <w:p>
-      <w:pPr>
-        <w:pStyle w:val="BodyText"/>
-      </w:pPr>
-      <w:r>
-        <w:t xml:space="preserve">DOYUN: Он говорит: «Не без пяти. В десять. Завтра я хочу видеть вас точно таким, как вы есть. Даже если вы торопитесь. Торопливого человека я понимаю. Человека, который притворяется спокойным, — нет».</w:t>
-      </w:r>
-    </w:p>
-    <w:p>
-      <w:pPr>
-        <w:pStyle w:val="BodyText"/>
-      </w:pPr>
-      <w:r>
-        <w:t xml:space="preserve">ALEKSEY: Таким, как есть.</w:t>
-      </w:r>
-    </w:p>
-    <w:p>
-      <w:pPr>
-        <w:pStyle w:val="BodyText"/>
-      </w:pPr>
-      <w:r>
-        <w:t xml:space="preserve">DOYUN: Он встаёт. Последний тост — одно слово. По-русски.</w:t>
-      </w:r>
-    </w:p>
-    <w:p>
-      <w:pPr>
-        <w:pStyle w:val="BodyText"/>
-      </w:pPr>
-      <w:r>
-        <w:t xml:space="preserve">ALEKSEY: По-русски? Он знает русские слова?</w:t>
-      </w:r>
-    </w:p>
-    <w:p>
-      <w:pPr>
-        <w:pStyle w:val="BodyText"/>
-      </w:pPr>
-      <w:r>
-        <w:t xml:space="preserve">DOYUN: Выучил сегодня днём. Слушайте. «На-вре-ди». Нет, путается. «Не навреди». Вихайо.</w:t>
+        <w:t xml:space="preserve">ALEKSEY: Да, я уверен, так что переводите, пожалуйста.</w:t>
+      </w:r>
+    </w:p>
+    <w:p>
+      <w:pPr>
+        <w:pStyle w:val="BodyText"/>
+      </w:pPr>
+      <w:r>
+        <w:t xml:space="preserve">DOYUN: Я перевожу, а он молчит и ничего не отвечает.</w:t>
+      </w:r>
+    </w:p>
+    <w:p>
+      <w:pPr>
+        <w:pStyle w:val="BodyText"/>
+      </w:pPr>
+      <w:r>
+        <w:t xml:space="preserve">ALEKSEY: Что случилось? Я что-то не так сказал?</w:t>
+      </w:r>
+    </w:p>
+    <w:p>
+      <w:pPr>
+        <w:pStyle w:val="BodyText"/>
+      </w:pPr>
+      <w:r>
+        <w:t xml:space="preserve">DOYUN: Он говорит: «За этим столом сейчас были моя мать, ваша бабушка и мой отец, который мыл пол. А вы принесли сюда таблицу. Таблицы я смотрю утром, в кабинете, а вечером я смотрю на людей».</w:t>
+      </w:r>
+    </w:p>
+    <w:p>
+      <w:pPr>
+        <w:pStyle w:val="BodyText"/>
+      </w:pPr>
+      <w:r>
+        <w:t xml:space="preserve">ALEKSEY: Простите меня. Я поторопился.</w:t>
+      </w:r>
+    </w:p>
+    <w:p>
+      <w:pPr>
+        <w:pStyle w:val="BodyText"/>
+      </w:pPr>
+      <w:r>
+        <w:t xml:space="preserve">DOYUN: Он говорит: «А ваша бабушка говорила вам, что вы торопитесь?»</w:t>
+      </w:r>
+    </w:p>
+    <w:p>
+      <w:pPr>
+        <w:pStyle w:val="BodyText"/>
+      </w:pPr>
+      <w:r>
+        <w:t xml:space="preserve">ALEKSEY: Говорила. Её единственная ошибка за сорок лет случилась из-за спешки.</w:t>
+      </w:r>
+    </w:p>
+    <w:p>
+      <w:pPr>
+        <w:pStyle w:val="BodyText"/>
+      </w:pPr>
+      <w:r>
+        <w:t xml:space="preserve">DOYUN: Он говорит: «Тогда вы знаете, что спешка стоит дорого. За столом не говорят о деньгах. За столом решают, можно ли говорить о деньгах завтра». Это корейское правило, но я думаю, что и русское тоже.</w:t>
+      </w:r>
+    </w:p>
+    <w:p>
+      <w:pPr>
+        <w:pStyle w:val="BodyText"/>
+      </w:pPr>
+      <w:r>
+        <w:t xml:space="preserve">ALEKSEY: И что, можно будет говорить о деньгах завтра?</w:t>
+      </w:r>
+    </w:p>
+    <w:p>
+      <w:pPr>
+        <w:pStyle w:val="BodyText"/>
+      </w:pPr>
+      <w:r>
+        <w:t xml:space="preserve">DOYUN: Он молчит уже пятнадцать секунд, а теперь двадцать…</w:t>
+      </w:r>
+    </w:p>
+    <w:p>
+      <w:pPr>
+        <w:pStyle w:val="BodyText"/>
+      </w:pPr>
+      <w:r>
+        <w:t xml:space="preserve">SOHEE: Доюн, скажи хоть что-нибудь, а то мне уже страшно.</w:t>
+      </w:r>
+    </w:p>
+    <w:p>
+      <w:pPr>
+        <w:pStyle w:val="BodyText"/>
+      </w:pPr>
+      <w:r>
+        <w:t xml:space="preserve">DOYUN: Я перевожу молчание, а это самое трудное в моей работе.</w:t>
+      </w:r>
+    </w:p>
+    <w:p>
+      <w:pPr>
+        <w:pStyle w:val="BodyText"/>
+      </w:pPr>
+      <w:r>
+        <w:t xml:space="preserve">ALEKSEY: Господин президент, я виноват. Сегодня я не буду говорить о деньгах, ни одного слова.</w:t>
+      </w:r>
+    </w:p>
+    <w:p>
+      <w:pPr>
+        <w:pStyle w:val="BodyText"/>
+      </w:pPr>
+      <w:r>
+        <w:t xml:space="preserve">DOYUN: Он говорит: «Хорошо. Завтра в десять утра, в кабинете. Обсудим условия, но без соджу».</w:t>
+      </w:r>
+    </w:p>
+    <w:p>
+      <w:pPr>
+        <w:pStyle w:val="BodyText"/>
+      </w:pPr>
+      <w:r>
+        <w:t xml:space="preserve">ALEKSEY: Спасибо. В десять, точнее, без пяти десять.</w:t>
+      </w:r>
+    </w:p>
+    <w:p>
+      <w:pPr>
+        <w:pStyle w:val="BodyText"/>
+      </w:pPr>
+      <w:r>
+        <w:t xml:space="preserve">DOYUN: Он говорит: «Не без пяти, а в десять. Завтра я хочу видеть вас точно таким, как вы есть. Даже если вы торопитесь. Торопливого человека я понимаю. Человека, который притворяется спокойным, — нет».</w:t>
+      </w:r>
+    </w:p>
+    <w:p>
+      <w:pPr>
+        <w:pStyle w:val="BodyText"/>
+      </w:pPr>
+      <w:r>
+        <w:t xml:space="preserve">ALEKSEY: Таким, как есть, я понял и постараюсь.</w:t>
+      </w:r>
+    </w:p>
+    <w:p>
+      <w:pPr>
+        <w:pStyle w:val="BodyText"/>
+      </w:pPr>
+      <w:r>
+        <w:t xml:space="preserve">DOYUN: Он встаёт. Последний тост — одно слово, и он скажет его по-русски.</w:t>
+      </w:r>
+    </w:p>
+    <w:p>
+      <w:pPr>
+        <w:pStyle w:val="BodyText"/>
+      </w:pPr>
+      <w:r>
+        <w:t xml:space="preserve">ALEKSEY: По-русски? Неужели он знает русские слова?</w:t>
+      </w:r>
+    </w:p>
+    <w:p>
+      <w:pPr>
+        <w:pStyle w:val="BodyText"/>
+      </w:pPr>
+      <w:r>
+        <w:t xml:space="preserve">DOYUN: Выучил сегодня днём. Слушайте: «На-вре-ди». Нет, путается. «Не навреди». Вихайо.</w:t>
       </w:r>
     </w:p>
     <w:p>
@@ -1220,111 +1220,111 @@
         <w:pStyle w:val="BodyText"/>
       </w:pPr>
       <w:r>
-        <w:t xml:space="preserve">ALEKSEY: Скажите. Я заслужил.</w:t>
-      </w:r>
-    </w:p>
-    <w:p>
-      <w:pPr>
-        <w:pStyle w:val="BodyText"/>
-      </w:pPr>
-      <w:r>
-        <w:t xml:space="preserve">DOYUN: Вы прошли вторую дверь. Тост, бабушка, отец. А потом споткнулись на пороге.</w:t>
-      </w:r>
-    </w:p>
-    <w:p>
-      <w:pPr>
-        <w:pStyle w:val="BodyText"/>
-      </w:pPr>
-      <w:r>
-        <w:t xml:space="preserve">ALEKSEY: Таблица. Отсрочка. Я знаю.</w:t>
-      </w:r>
-    </w:p>
-    <w:p>
-      <w:pPr>
-        <w:pStyle w:val="BodyText"/>
-      </w:pPr>
-      <w:r>
-        <w:t xml:space="preserve">DOYUN: Президент не сердится. Он сказал мне на улице: «Он торопится, как я двадцать лет назад».</w:t>
-      </w:r>
-    </w:p>
-    <w:p>
-      <w:pPr>
-        <w:pStyle w:val="BodyText"/>
-      </w:pPr>
-      <w:r>
-        <w:t xml:space="preserve">ALEKSEY: Это хорошо или плохо?</w:t>
-      </w:r>
-    </w:p>
-    <w:p>
-      <w:pPr>
-        <w:pStyle w:val="BodyText"/>
-      </w:pPr>
-      <w:r>
-        <w:t xml:space="preserve">DOYUN: Это честно. Он тоже когда-то просил денег за ужином, у своего первого инвестора. И тоже получил «завтра в десять». Он рассказал мне это только сегодня, на улице.</w:t>
-      </w:r>
-    </w:p>
-    <w:p>
-      <w:pPr>
-        <w:pStyle w:val="BodyText"/>
-      </w:pPr>
-      <w:r>
-        <w:t xml:space="preserve">ALEKSEY: И что было завтра в десять?</w:t>
-      </w:r>
-    </w:p>
-    <w:p>
-      <w:pPr>
-        <w:pStyle w:val="BodyText"/>
-      </w:pPr>
-      <w:r>
-        <w:t xml:space="preserve">DOYUN: Он получил деньги. Но только половину. Вторую половину — через год, когда показал, что умеет ждать.</w:t>
-      </w:r>
-    </w:p>
-    <w:p>
-      <w:pPr>
-        <w:pStyle w:val="BodyText"/>
-      </w:pPr>
-      <w:r>
-        <w:t xml:space="preserve">ALEKSEY: Значит, завтра будет половина.</w:t>
-      </w:r>
-    </w:p>
-    <w:p>
-      <w:pPr>
-        <w:pStyle w:val="BodyText"/>
-      </w:pPr>
-      <w:r>
-        <w:t xml:space="preserve">DOYUN: Не знаю. Завтра будут условия. Президент любит условия больше, чем деньги.</w:t>
-      </w:r>
-    </w:p>
-    <w:p>
-      <w:pPr>
-        <w:pStyle w:val="BodyText"/>
-      </w:pPr>
-      <w:r>
-        <w:t xml:space="preserve">ALEKSEY: Доюн, спасибо. Вы сегодня перевели больше, чем слова.</w:t>
-      </w:r>
-    </w:p>
-    <w:p>
-      <w:pPr>
-        <w:pStyle w:val="BodyText"/>
-      </w:pPr>
-      <w:r>
-        <w:t xml:space="preserve">DOYUN: Это моя работа. Хотя нет. Сегодня это была не работа.</w:t>
-      </w:r>
-    </w:p>
-    <w:p>
-      <w:pPr>
-        <w:pStyle w:val="BodyText"/>
-      </w:pPr>
-      <w:r>
-        <w:t xml:space="preserve">ALEKSEY: А что?</w:t>
-      </w:r>
-    </w:p>
-    <w:p>
-      <w:pPr>
-        <w:pStyle w:val="BodyText"/>
-      </w:pPr>
-      <w:r>
-        <w:t xml:space="preserve">DOYUN: Сегодня я впервые услышал, почему у нас моют пол. Пять лет работаю — и не знал. Вы мне это перевели, Алексей Николаевич. Без переводчика. Спасибо. И спокойной ночи.</w:t>
+        <w:t xml:space="preserve">ALEKSEY: Скажите, пожалуйста, всё как есть, я это сегодня заслужил.</w:t>
+      </w:r>
+    </w:p>
+    <w:p>
+      <w:pPr>
+        <w:pStyle w:val="BodyText"/>
+      </w:pPr>
+      <w:r>
+        <w:t xml:space="preserve">DOYUN: Вы прошли вторую дверь: тост, бабушка, отец. А потом споткнулись на пороге.</w:t>
+      </w:r>
+    </w:p>
+    <w:p>
+      <w:pPr>
+        <w:pStyle w:val="BodyText"/>
+      </w:pPr>
+      <w:r>
+        <w:t xml:space="preserve">ALEKSEY: Таблица и отсрочка, я знаю, так что не нужно повторять.</w:t>
+      </w:r>
+    </w:p>
+    <w:p>
+      <w:pPr>
+        <w:pStyle w:val="BodyText"/>
+      </w:pPr>
+      <w:r>
+        <w:t xml:space="preserve">DOYUN: Президент не сердится. На улице он сказал мне: «Он торопится, как я двадцать лет назад».</w:t>
+      </w:r>
+    </w:p>
+    <w:p>
+      <w:pPr>
+        <w:pStyle w:val="BodyText"/>
+      </w:pPr>
+      <w:r>
+        <w:t xml:space="preserve">ALEKSEY: А это хорошо или плохо, по-вашему?</w:t>
+      </w:r>
+    </w:p>
+    <w:p>
+      <w:pPr>
+        <w:pStyle w:val="BodyText"/>
+      </w:pPr>
+      <w:r>
+        <w:t xml:space="preserve">DOYUN: Это честно. Он тоже когда-то просил денег за ужином, у своего первого инвестора, и тоже получил «завтра в десять». Он рассказал мне это только сегодня, на улице, и я тоже слышал это впервые.</w:t>
+      </w:r>
+    </w:p>
+    <w:p>
+      <w:pPr>
+        <w:pStyle w:val="BodyText"/>
+      </w:pPr>
+      <w:r>
+        <w:t xml:space="preserve">ALEKSEY: И что же было на следующий день в десять?</w:t>
+      </w:r>
+    </w:p>
+    <w:p>
+      <w:pPr>
+        <w:pStyle w:val="BodyText"/>
+      </w:pPr>
+      <w:r>
+        <w:t xml:space="preserve">DOYUN: Он получил деньги, но только половину. Вторую половину ему дали через год, когда он показал, что умеет ждать.</w:t>
+      </w:r>
+    </w:p>
+    <w:p>
+      <w:pPr>
+        <w:pStyle w:val="BodyText"/>
+      </w:pPr>
+      <w:r>
+        <w:t xml:space="preserve">ALEKSEY: Значит, завтра я тоже получу только половину.</w:t>
+      </w:r>
+    </w:p>
+    <w:p>
+      <w:pPr>
+        <w:pStyle w:val="BodyText"/>
+      </w:pPr>
+      <w:r>
+        <w:t xml:space="preserve">DOYUN: Не знаю. Завтра будут условия, а президент любит условия больше, чем деньги.</w:t>
+      </w:r>
+    </w:p>
+    <w:p>
+      <w:pPr>
+        <w:pStyle w:val="BodyText"/>
+      </w:pPr>
+      <w:r>
+        <w:t xml:space="preserve">ALEKSEY: Доюн, спасибо. Сегодня вы перевели больше, чем просто слова.</w:t>
+      </w:r>
+    </w:p>
+    <w:p>
+      <w:pPr>
+        <w:pStyle w:val="BodyText"/>
+      </w:pPr>
+      <w:r>
+        <w:t xml:space="preserve">DOYUN: Это моя работа, хотя нет, сегодня это была уже не работа.</w:t>
+      </w:r>
+    </w:p>
+    <w:p>
+      <w:pPr>
+        <w:pStyle w:val="BodyText"/>
+      </w:pPr>
+      <w:r>
+        <w:t xml:space="preserve">ALEKSEY: А что же это тогда было?</w:t>
+      </w:r>
+    </w:p>
+    <w:p>
+      <w:pPr>
+        <w:pStyle w:val="BodyText"/>
+      </w:pPr>
+      <w:r>
+        <w:t xml:space="preserve">DOYUN: Сегодня я впервые услышал, почему у нас моют пол. Пять лет работаю — и не знал. Вы мне это перевели, Алексей Николаевич, без переводчика, и это лучший перевод в моей жизни. Спасибо вам и спокойной ночи.</w:t>
       </w:r>
     </w:p>
     <w:p>
@@ -2147,7 +2147,7 @@
         <w:t xml:space="preserve">“</w:t>
       </w:r>
       <w:r>
-        <w:t xml:space="preserve">Поэтому мой тост короткий, хотя русский. Давайте выпьем за людей, которые не вредят, даже когда никто не смотрит. За вашу картонку и за мою. До дна.</w:t>
+        <w:t xml:space="preserve">Поэтому мой тост короткий, хотя русский. Давайте выпьем за людей, которые не вредят, даже когда никто не смотрит. За вашу картонку и за мою, и за то, чтобы они висели ещё много лет. До дна.</w:t>
       </w:r>
       <w:r>
         <w:t xml:space="preserve">”</w:t>
@@ -2341,7 +2341,7 @@
               <w:jc w:val="left"/>
             </w:pPr>
             <w:r>
-              <w:t xml:space="preserve">За вашу картонку и за мою.</w:t>
+              <w:t xml:space="preserve">За вашу картонку и за мою,</w:t>
             </w:r>
           </w:p>
         </w:tc>
@@ -2367,7 +2367,45 @@
               <w:jc w:val="left"/>
             </w:pPr>
             <w:r>
-              <w:t xml:space="preserve">⑤ 구호</w:t>
+              <w:t xml:space="preserve">⑤ 소망</w:t>
+            </w:r>
+          </w:p>
+        </w:tc>
+        <w:tc>
+          <w:tcPr/>
+          <w:p>
+            <w:pPr>
+              <w:pStyle w:val="Compact"/>
+              <w:jc w:val="left"/>
+            </w:pPr>
+            <w:r>
+              <w:t xml:space="preserve">и за то, чтобы они висели ещё много лет.</w:t>
+            </w:r>
+          </w:p>
+        </w:tc>
+        <w:tc>
+          <w:tcPr/>
+          <w:p>
+            <w:pPr>
+              <w:pStyle w:val="Compact"/>
+              <w:jc w:val="left"/>
+            </w:pPr>
+            <w:r>
+              <w:t xml:space="preserve">за то, чтобы + 과거형 — 건배의 소망</w:t>
+            </w:r>
+          </w:p>
+        </w:tc>
+      </w:tr>
+      <w:tr>
+        <w:tc>
+          <w:tcPr/>
+          <w:p>
+            <w:pPr>
+              <w:pStyle w:val="Compact"/>
+              <w:jc w:val="left"/>
+            </w:pPr>
+            <w:r>
+              <w:t xml:space="preserve">⑥ 구호</w:t>
             </w:r>
           </w:p>
         </w:tc>
@@ -2415,7 +2453,7 @@
         <w:t xml:space="preserve">“</w:t>
       </w:r>
       <w:r>
-        <w:t xml:space="preserve">Поэтому… Давайте выпьем за…, которые… даже когда… За ваш… и за мой. До дна!</w:t>
+        <w:t xml:space="preserve">Поэтому… Давайте выпьем за…, которые… даже когда… За ваш… и за мой, и за то, чтобы… До дна!</w:t>
       </w:r>
       <w:r>
         <w:t xml:space="preserve">”</w:t>
@@ -2434,7 +2472,7 @@
         <w:t xml:space="preserve"> </w:t>
       </w:r>
       <w:r>
-        <w:t xml:space="preserve">поэтому(그래서) · хотя(~이지만) · даже когда(~할 때조차)</w:t>
+        <w:t xml:space="preserve">поэтому(그래서) · хотя(~이지만) · даже когда(~할 때조차) · за то, чтобы(~하기를 위하여)</w:t>
       </w:r>
       <w:r>
         <w:t xml:space="preserve"> </w:t>
@@ -2450,7 +2488,7 @@
         <w:t xml:space="preserve"> </w:t>
       </w:r>
       <w:r>
-        <w:t xml:space="preserve">파트너사와의 첫 계약 축하 자리에서 쓸 25~30단어 건배사 만들기.</w:t>
+        <w:t xml:space="preserve">파트너사와의 첫 계약 축하 자리에서 쓸 30~50단어 건배사 만들기.</w:t>
       </w:r>
     </w:p>
     <w:bookmarkEnd w:id="30"/>
@@ -2949,47 +2987,47 @@
         <w:pStyle w:val="FirstParagraph"/>
       </w:pPr>
       <w:r>
-        <w:t xml:space="preserve">도윤: 여기 앉으세요, 알렉세이 니콜라예비치. 대표님 맞은편. 손님 자리예요.</w:t>
-      </w:r>
-    </w:p>
-    <w:p>
-      <w:pPr>
-        <w:pStyle w:val="BodyText"/>
-      </w:pPr>
-      <w:r>
-        <w:t xml:space="preserve">알렉세이: 왜 옆이 아니에요?</w:t>
-      </w:r>
-    </w:p>
-    <w:p>
-      <w:pPr>
-        <w:pStyle w:val="BodyText"/>
-      </w:pPr>
-      <w:r>
-        <w:t xml:space="preserve">도윤: 옆엔 자기 사람들이 앉아요. 맞은편엔 얼굴을 보고 싶은 사람이 앉고요. 좋은 거예요.</w:t>
-      </w:r>
-    </w:p>
-    <w:p>
-      <w:pPr>
-        <w:pStyle w:val="BodyText"/>
-      </w:pPr>
-      <w:r>
-        <w:t xml:space="preserve">알렉세이: 알겠어요. 또 알아야 할 게 있어요?</w:t>
-      </w:r>
-    </w:p>
-    <w:p>
-      <w:pPr>
-        <w:pStyle w:val="BodyText"/>
-      </w:pPr>
-      <w:r>
-        <w:t xml:space="preserve">도윤: 소주 규칙. 자기 잔엔 스스로 안 따라요. 남에게 따르고, 남이 당신에게 따라요.</w:t>
-      </w:r>
-    </w:p>
-    <w:p>
-      <w:pPr>
-        <w:pStyle w:val="BodyText"/>
-      </w:pPr>
-      <w:r>
-        <w:t xml:space="preserve">알렉세이: 제 잔이 비어 있으면요?</w:t>
+        <w:t xml:space="preserve">도윤: 여기 앉으세요, 알렉세이 니콜라예비치, 대표님 맞은편이요. 손님 자리예요.</w:t>
+      </w:r>
+    </w:p>
+    <w:p>
+      <w:pPr>
+        <w:pStyle w:val="BodyText"/>
+      </w:pPr>
+      <w:r>
+        <w:t xml:space="preserve">알렉세이: 왜 옆이 아니에요? 옆자리가 더 영예로운 줄 알았는데요.</w:t>
+      </w:r>
+    </w:p>
+    <w:p>
+      <w:pPr>
+        <w:pStyle w:val="BodyText"/>
+      </w:pPr>
+      <w:r>
+        <w:t xml:space="preserve">도윤: 옆엔 자기 사람들이 앉고, 맞은편엔 얼굴을 보고 싶은 사람이 앉아요. 좋은 신호예요.</w:t>
+      </w:r>
+    </w:p>
+    <w:p>
+      <w:pPr>
+        <w:pStyle w:val="BodyText"/>
+      </w:pPr>
+      <w:r>
+        <w:t xml:space="preserve">알렉세이: 알겠어요. 실수하지 않으려면 또 뭘 알아야 해요?</w:t>
+      </w:r>
+    </w:p>
+    <w:p>
+      <w:pPr>
+        <w:pStyle w:val="BodyText"/>
+      </w:pPr>
+      <w:r>
+        <w:t xml:space="preserve">도윤: 소주 규칙이요. 자기 잔엔 아무도 스스로 안 따라요: 남에게 따르고, 남이 당신에게 따라요.</w:t>
+      </w:r>
+    </w:p>
+    <w:p>
+      <w:pPr>
+        <w:pStyle w:val="BodyText"/>
+      </w:pPr>
+      <w:r>
+        <w:t xml:space="preserve">알렉세이: 혹시 제 잔이 비어 있게 되면요?</w:t>
       </w:r>
     </w:p>
     <w:p>
@@ -3005,15 +3043,15 @@
         <w:pStyle w:val="BodyText"/>
       </w:pPr>
       <w:r>
-        <w:t xml:space="preserve">알렉세이: 우리랑 같네요. 우리도 혼자 자기 잔에 따르면 안 돼요. 다만 보드카죠.</w:t>
-      </w:r>
-    </w:p>
-    <w:p>
-      <w:pPr>
-        <w:pStyle w:val="BodyText"/>
-      </w:pPr>
-      <w:r>
-        <w:t xml:space="preserve">도윤: 그리고 하나 더. 윗사람에겐 두 손으로 따라요. 마실 땐 윗사람에게서 고개를 돌리고요.</w:t>
+        <w:t xml:space="preserve">알렉세이: 우리랑 같네요, 우리도 자기 잔에만 따르면 안 돼요. 다만 우린 소주 대신 보드카죠.</w:t>
+      </w:r>
+    </w:p>
+    <w:p>
+      <w:pPr>
+        <w:pStyle w:val="BodyText"/>
+      </w:pPr>
+      <w:r>
+        <w:t xml:space="preserve">도윤: 그리고 하나 더: 윗사람에겐 두 손으로 따르고, 마실 땐 윗사람에게서 고개를 돌려요.</w:t>
       </w:r>
     </w:p>
     <w:p>
@@ -3029,39 +3067,39 @@
         <w:pStyle w:val="BodyText"/>
       </w:pPr>
       <w:r>
-        <w:t xml:space="preserve">도윤: 반대예요. 윗사람 얼굴 앞에서 똑바로 마시는 게 실례예요. 돌리는 건 존경한다는 뜻이에요.</w:t>
-      </w:r>
-    </w:p>
-    <w:p>
-      <w:pPr>
-        <w:pStyle w:val="BodyText"/>
-      </w:pPr>
-      <w:r>
-        <w:t xml:space="preserve">알렉세이: 우린 반대예요. 잔을 부딪칠 땐 눈을 봐야 해요. 안 그러면 7년 동안 불운이래요.</w:t>
-      </w:r>
-    </w:p>
-    <w:p>
-      <w:pPr>
-        <w:pStyle w:val="BodyText"/>
-      </w:pPr>
-      <w:r>
-        <w:t xml:space="preserve">도윤: 알아요. 페테르부르크 첫날 밤에 배웠어요. 오늘 재밌겠네요.</w:t>
-      </w:r>
-    </w:p>
-    <w:p>
-      <w:pPr>
-        <w:pStyle w:val="BodyText"/>
-      </w:pPr>
-      <w:r>
-        <w:t xml:space="preserve">소희: 안녕하세요. 대표님 오세요. 일어나요, 부탁해요.</w:t>
-      </w:r>
-    </w:p>
-    <w:p>
-      <w:pPr>
-        <w:pStyle w:val="BodyText"/>
-      </w:pPr>
-      <w:r>
-        <w:t xml:space="preserve">알렉세이: 일어납시다. 대표님, 안녕하세요.</w:t>
+        <w:t xml:space="preserve">도윤: 반대예요, 윗사람 얼굴 앞에서 똑바로 마시는 게 실례예요. 고개를 돌리면 존경한다는 뜻이에요.</w:t>
+      </w:r>
+    </w:p>
+    <w:p>
+      <w:pPr>
+        <w:pStyle w:val="BodyText"/>
+      </w:pPr>
+      <w:r>
+        <w:t xml:space="preserve">알렉세이: 우린 정반대예요: 잔을 부딪칠 땐 눈을 봐야 해요. 안 그러면 7년 동안 불운이 온대요.</w:t>
+      </w:r>
+    </w:p>
+    <w:p>
+      <w:pPr>
+        <w:pStyle w:val="BodyText"/>
+      </w:pPr>
+      <w:r>
+        <w:t xml:space="preserve">도윤: 알아요, 페테르부르크 첫날 밤에 바로 배웠어요. 오늘 재밌을 거예요, 보세요.</w:t>
+      </w:r>
+    </w:p>
+    <w:p>
+      <w:pPr>
+        <w:pStyle w:val="BodyText"/>
+      </w:pPr>
+      <w:r>
+        <w:t xml:space="preserve">소희: 안녕하세요. 대표님 오세요, 일어나요, 부탁해요.</w:t>
+      </w:r>
+    </w:p>
+    <w:p>
+      <w:pPr>
+        <w:pStyle w:val="BodyText"/>
+      </w:pPr>
+      <w:r>
+        <w:t xml:space="preserve">알렉세이: 일어납시다. 대표님, 안녕하세요, 다시 뵙게 되어 반갑습니다.</w:t>
       </w:r>
     </w:p>
     <w:bookmarkEnd w:id="33"/>
@@ -3079,71 +3117,71 @@
         <w:pStyle w:val="FirstParagraph"/>
       </w:pPr>
       <w:r>
-        <w:t xml:space="preserve">도윤: 대표님 말씀: 안녕하세요. 앉으세요. 오늘은 일이 아니라 저녁 식사입니다.</w:t>
-      </w:r>
-    </w:p>
-    <w:p>
-      <w:pPr>
-        <w:pStyle w:val="BodyText"/>
-      </w:pPr>
-      <w:r>
-        <w:t xml:space="preserve">알렉세이: 감사합니다. 제가 따라 드릴까요? 두 손으로?</w:t>
-      </w:r>
-    </w:p>
-    <w:p>
-      <w:pPr>
-        <w:pStyle w:val="BodyText"/>
-      </w:pPr>
-      <w:r>
-        <w:t xml:space="preserve">도윤: 웃으세요. 벌써 배우고 있다고 하세요. 따르세요.</w:t>
-      </w:r>
-    </w:p>
-    <w:p>
-      <w:pPr>
-        <w:pStyle w:val="BodyText"/>
-      </w:pPr>
-      <w:r>
-        <w:t xml:space="preserve">소희: 좋아요. 두 손. 맞아요.</w:t>
-      </w:r>
-    </w:p>
-    <w:p>
-      <w:pPr>
-        <w:pStyle w:val="BodyText"/>
-      </w:pPr>
-      <w:r>
-        <w:t xml:space="preserve">도윤: 이제 대표님이 따라 주세요. 잔도 두 손으로 받치세요.</w:t>
-      </w:r>
-    </w:p>
-    <w:p>
-      <w:pPr>
-        <w:pStyle w:val="BodyText"/>
-      </w:pPr>
-      <w:r>
-        <w:t xml:space="preserve">알렉세이: 두 손으로. 받칩니다.</w:t>
-      </w:r>
-    </w:p>
-    <w:p>
-      <w:pPr>
-        <w:pStyle w:val="BodyText"/>
-      </w:pPr>
-      <w:r>
-        <w:t xml:space="preserve">도윤: 첫 건배는 대표님이에요. 한 단어를 말씀하시면 다 같이 따라 해요.</w:t>
-      </w:r>
-    </w:p>
-    <w:p>
-      <w:pPr>
-        <w:pStyle w:val="BodyText"/>
-      </w:pPr>
-      <w:r>
-        <w:t xml:space="preserve">알렉세이: 무슨 단어요?</w:t>
-      </w:r>
-    </w:p>
-    <w:p>
-      <w:pPr>
-        <w:pStyle w:val="BodyText"/>
-      </w:pPr>
-      <w:r>
-        <w:t xml:space="preserve">도윤: 「위하여」. 「~을 위하여」라는 뜻이에요. 무엇을 위해서인지는 각자 생각해요.</w:t>
+        <w:t xml:space="preserve">도윤: 대표님 말씀: 안녕하세요, 앉으세요. 오늘은 일이 아니라 그냥 저녁 식사입니다.</w:t>
+      </w:r>
+    </w:p>
+    <w:p>
+      <w:pPr>
+        <w:pStyle w:val="BodyText"/>
+      </w:pPr>
+      <w:r>
+        <w:t xml:space="preserve">알렉세이: 감사합니다. 제가 따라 드려도 될까요? 법도대로 두 손으로요?</w:t>
+      </w:r>
+    </w:p>
+    <w:p>
+      <w:pPr>
+        <w:pStyle w:val="BodyText"/>
+      </w:pPr>
+      <w:r>
+        <w:t xml:space="preserve">도윤: 웃으시면서 벌써 배우고 있다고 하세요. 따르세요.</w:t>
+      </w:r>
+    </w:p>
+    <w:p>
+      <w:pPr>
+        <w:pStyle w:val="BodyText"/>
+      </w:pPr>
+      <w:r>
+        <w:t xml:space="preserve">소희: 좋아요, 두 손. 맞아요.</w:t>
+      </w:r>
+    </w:p>
+    <w:p>
+      <w:pPr>
+        <w:pStyle w:val="BodyText"/>
+      </w:pPr>
+      <w:r>
+        <w:t xml:space="preserve">도윤: 이제 대표님이 따라 주시니까 잔도 두 손으로 받치세요.</w:t>
+      </w:r>
+    </w:p>
+    <w:p>
+      <w:pPr>
+        <w:pStyle w:val="BodyText"/>
+      </w:pPr>
+      <w:r>
+        <w:t xml:space="preserve">알렉세이: 말씀대로 두 손으로 받칠게요.</w:t>
+      </w:r>
+    </w:p>
+    <w:p>
+      <w:pPr>
+        <w:pStyle w:val="BodyText"/>
+      </w:pPr>
+      <w:r>
+        <w:t xml:space="preserve">도윤: 첫 건배는 대표님이 하세요. 한 단어를 말씀하시면 다 같이 따라 해요.</w:t>
+      </w:r>
+    </w:p>
+    <w:p>
+      <w:pPr>
+        <w:pStyle w:val="BodyText"/>
+      </w:pPr>
+      <w:r>
+        <w:t xml:space="preserve">알렉세이: 그게 무슨 단어예요?</w:t>
+      </w:r>
+    </w:p>
+    <w:p>
+      <w:pPr>
+        <w:pStyle w:val="BodyText"/>
+      </w:pPr>
+      <w:r>
+        <w:t xml:space="preserve">도윤: 「위하여」. 「~을 위하여」라는 뜻인데, 정확히 무엇을 위해서인지는 각자 생각해요.</w:t>
       </w:r>
     </w:p>
     <w:p>
@@ -3159,199 +3197,199 @@
         <w:pStyle w:val="BodyText"/>
       </w:pPr>
       <w:r>
-        <w:t xml:space="preserve">알렉세이: 위하여! 죄송해요, 눈을 봤네요. 러시아식으로.</w:t>
-      </w:r>
-    </w:p>
-    <w:p>
-      <w:pPr>
-        <w:pStyle w:val="BodyText"/>
-      </w:pPr>
-      <w:r>
-        <w:t xml:space="preserve">도윤: 대표님이 괜찮대요. 오늘은 러시아식도 돼요. 러시아 건배사를 듣고 싶으시대요.</w:t>
-      </w:r>
-    </w:p>
-    <w:p>
-      <w:pPr>
-        <w:pStyle w:val="BodyText"/>
-      </w:pPr>
-      <w:r>
-        <w:t xml:space="preserve">알렉세이: 러시아 건배사는 길어요. 최소 3분.</w:t>
-      </w:r>
-    </w:p>
-    <w:p>
-      <w:pPr>
-        <w:pStyle w:val="BodyText"/>
-      </w:pPr>
-      <w:r>
-        <w:t xml:space="preserve">도윤: 3분 있으시대요. 5분도. 시간을 재신대요.</w:t>
-      </w:r>
-    </w:p>
-    <w:p>
-      <w:pPr>
-        <w:pStyle w:val="BodyText"/>
-      </w:pPr>
-      <w:r>
-        <w:t xml:space="preserve">소희: 나도 재요. 휴대폰. 준비됐어요.</w:t>
-      </w:r>
-    </w:p>
-    <w:p>
-      <w:pPr>
-        <w:pStyle w:val="BodyText"/>
-      </w:pPr>
-      <w:r>
-        <w:t xml:space="preserve">알렉세이: 좋아요. 그럼 일어설게요. 우리는 건배사를 서서 해요.</w:t>
-      </w:r>
-    </w:p>
-    <w:p>
-      <w:pPr>
-        <w:pStyle w:val="BodyText"/>
-      </w:pPr>
-      <w:r>
-        <w:t xml:space="preserve">도윤: 일어나세요. 한 문장씩 통역할게요. 천천히 말씀하세요.</w:t>
-      </w:r>
-    </w:p>
-    <w:p>
-      <w:pPr>
-        <w:pStyle w:val="BodyText"/>
-      </w:pPr>
-      <w:r>
-        <w:t xml:space="preserve">알렉세이: 대표님, 정 팀장님, 도윤. 2주 전 저는 좋은 직장을 그만뒀습니다. 다들 미쳤다고 했어요. 아버지는 아직 모르세요. 말씀드리기가 두려워요.</w:t>
-      </w:r>
-    </w:p>
-    <w:p>
-      <w:pPr>
-        <w:pStyle w:val="BodyText"/>
-      </w:pPr>
-      <w:r>
-        <w:t xml:space="preserve">도윤: 통역했어요. 계속하세요.</w:t>
-      </w:r>
-    </w:p>
-    <w:p>
-      <w:pPr>
-        <w:pStyle w:val="BodyText"/>
-      </w:pPr>
-      <w:r>
-        <w:t xml:space="preserve">알렉세이: 그 전에 할머니를 찾아갔어요. 여든넷이세요. 시골에서 40년 동안 펠드셰르셨어요. 의사 없는 곳의 의사 같은 거예요. 혼자서 마을 네 개를.</w:t>
-      </w:r>
-    </w:p>
-    <w:p>
-      <w:pPr>
-        <w:pStyle w:val="BodyText"/>
-      </w:pPr>
-      <w:r>
-        <w:t xml:space="preserve">도윤: 대표님이 젓가락을 내려놓으셨어요. 계속하세요.</w:t>
-      </w:r>
-    </w:p>
-    <w:p>
-      <w:pPr>
-        <w:pStyle w:val="BodyText"/>
-      </w:pPr>
-      <w:r>
-        <w:t xml:space="preserve">알렉세이: 할머니 문 위엔 40년 동안 판지가 걸려 있었어요. 두 단어: 「해를 끼치지 말라」. 그걸 저에게 주셨어요. 이제 네 문 위에 걸어라. 진료소는 닫혔고, 너는 이제 막 여는 거니까.</w:t>
-      </w:r>
-    </w:p>
-    <w:p>
-      <w:pPr>
-        <w:pStyle w:val="BodyText"/>
-      </w:pPr>
-      <w:r>
-        <w:t xml:space="preserve">도윤: 통역했어요. 정 팀장님도 젓가락을 내려놓으셨어요.</w:t>
-      </w:r>
-    </w:p>
-    <w:p>
-      <w:pPr>
-        <w:pStyle w:val="BodyText"/>
-      </w:pPr>
-      <w:r>
-        <w:t xml:space="preserve">알렉세이: 어제 대표님 공장에서 그 판지를 봤어요. 판지 없이요. 바닥 청소 일지. 주사기마다 번호. 아무도 몰랐을 텐데 버리신 로트.</w:t>
-      </w:r>
-    </w:p>
-    <w:p>
-      <w:pPr>
-        <w:pStyle w:val="BodyText"/>
-      </w:pPr>
-      <w:r>
-        <w:t xml:space="preserve">도윤: 대표님이 끄덕이세요. 벌써 두 번째 끄덕임이에요.</w:t>
-      </w:r>
-    </w:p>
-    <w:p>
-      <w:pPr>
-        <w:pStyle w:val="BodyText"/>
-      </w:pPr>
-      <w:r>
-        <w:t xml:space="preserve">알렉세이: 그래서 제 건배사는 러시아식이지만 짧아요. 아무도 보지 않을 때도 해를 끼치지 않는 사람들을 위하여. 대표님의 판지와 제 판지를 위하여. 원샷.</w:t>
-      </w:r>
-    </w:p>
-    <w:p>
-      <w:pPr>
-        <w:pStyle w:val="BodyText"/>
-      </w:pPr>
-      <w:r>
-        <w:t xml:space="preserve">도윤: 통역했어요. 3분 40초. 대표님 말씀: 좋은 건배사는 듣고 나서 침묵하고 싶어지는 거래요.</w:t>
-      </w:r>
-    </w:p>
-    <w:p>
-      <w:pPr>
-        <w:pStyle w:val="BodyText"/>
-      </w:pPr>
-      <w:r>
-        <w:t xml:space="preserve">소희: 나 침묵해요. 위하여. 아니. 판지를 위하여.</w:t>
-      </w:r>
-    </w:p>
-    <w:p>
-      <w:pPr>
-        <w:pStyle w:val="BodyText"/>
-      </w:pPr>
-      <w:r>
-        <w:t xml:space="preserve">알렉세이: 판지를 위하여!</w:t>
-      </w:r>
-    </w:p>
-    <w:p>
-      <w:pPr>
-        <w:pStyle w:val="BodyText"/>
-      </w:pPr>
-      <w:r>
-        <w:t xml:space="preserve">도윤: 대표님이 직접 따라 주세요. 두 손으로. 알렉세이 니콜라예비치, 드문 일이에요. 윗사람에게만 그렇게 따르세요.</w:t>
-      </w:r>
-    </w:p>
-    <w:p>
-      <w:pPr>
-        <w:pStyle w:val="BodyText"/>
-      </w:pPr>
-      <w:r>
-        <w:t xml:space="preserve">알렉세이: 하지만 제가 어린데요.</w:t>
-      </w:r>
-    </w:p>
-    <w:p>
-      <w:pPr>
-        <w:pStyle w:val="BodyText"/>
-      </w:pPr>
-      <w:r>
-        <w:t xml:space="preserve">도윤: 오늘은 선생님이 윗사람이래요. 오늘 이 자리에 할머님이 함께 계시니까요.</w:t>
-      </w:r>
-    </w:p>
-    <w:p>
-      <w:pPr>
-        <w:pStyle w:val="BodyText"/>
-      </w:pPr>
-      <w:r>
-        <w:t xml:space="preserve">알렉세이: 감사합니다. 뭐라고 해야 할지 모르겠어요.</w:t>
-      </w:r>
-    </w:p>
-    <w:p>
-      <w:pPr>
-        <w:pStyle w:val="BodyText"/>
-      </w:pPr>
-      <w:r>
-        <w:t xml:space="preserve">도윤: 그럼 고개를 돌리고 드세요. 그게 최고의 대답이에요.</w:t>
-      </w:r>
-    </w:p>
-    <w:p>
-      <w:pPr>
-        <w:pStyle w:val="BodyText"/>
-      </w:pPr>
-      <w:r>
-        <w:t xml:space="preserve">알렉세이: 돌립니다. 그리고 마십니다. 할머니를 위하여.</w:t>
+        <w:t xml:space="preserve">알렉세이: 위하여! 죄송해요, 눈을 봤네요. 러시아식 습관이에요.</w:t>
+      </w:r>
+    </w:p>
+    <w:p>
+      <w:pPr>
+        <w:pStyle w:val="BodyText"/>
+      </w:pPr>
+      <w:r>
+        <w:t xml:space="preserve">도윤: 대표님이 괜찮다고, 오늘은 러시아식도 된대요. 러시아 건배사를 듣고 싶으시대요.</w:t>
+      </w:r>
+    </w:p>
+    <w:p>
+      <w:pPr>
+        <w:pStyle w:val="BodyText"/>
+      </w:pPr>
+      <w:r>
+        <w:t xml:space="preserve">알렉세이: 그런데 러시아 건배사는 길어요, 최소 3분이에요.</w:t>
+      </w:r>
+    </w:p>
+    <w:p>
+      <w:pPr>
+        <w:pStyle w:val="BodyText"/>
+      </w:pPr>
+      <w:r>
+        <w:t xml:space="preserve">도윤: 3분 있으시대요, 5분도요. 그리고 시간을 재신대요.</w:t>
+      </w:r>
+    </w:p>
+    <w:p>
+      <w:pPr>
+        <w:pStyle w:val="BodyText"/>
+      </w:pPr>
+      <w:r>
+        <w:t xml:space="preserve">소희: 나도 휴대폰으로 재요. 준비됐어요, 시작해도 돼요.</w:t>
+      </w:r>
+    </w:p>
+    <w:p>
+      <w:pPr>
+        <w:pStyle w:val="BodyText"/>
+      </w:pPr>
+      <w:r>
+        <w:t xml:space="preserve">알렉세이: 좋아요. 그럼 일어설게요, 우리는 건배사를 서서 하거든요.</w:t>
+      </w:r>
+    </w:p>
+    <w:p>
+      <w:pPr>
+        <w:pStyle w:val="BodyText"/>
+      </w:pPr>
+      <w:r>
+        <w:t xml:space="preserve">도윤: 일어나세요. 한 문장씩 통역할 테니 천천히 말씀하세요.</w:t>
+      </w:r>
+    </w:p>
+    <w:p>
+      <w:pPr>
+        <w:pStyle w:val="BodyText"/>
+      </w:pPr>
+      <w:r>
+        <w:t xml:space="preserve">알렉세이: 대표님, 정 팀장님, 도윤. 2주 전 저는 좋은 직장을 그만뒀고, 다들 미쳤다고 했어요. 아버지는 아직 이 일을 모르세요. 솔직히 말씀드리기가 두려워요.</w:t>
+      </w:r>
+    </w:p>
+    <w:p>
+      <w:pPr>
+        <w:pStyle w:val="BodyText"/>
+      </w:pPr>
+      <w:r>
+        <w:t xml:space="preserve">도윤: 통역했어요. 계속하세요, 다들 듣고 있어요.</w:t>
+      </w:r>
+    </w:p>
+    <w:p>
+      <w:pPr>
+        <w:pStyle w:val="BodyText"/>
+      </w:pPr>
+      <w:r>
+        <w:t xml:space="preserve">알렉세이: 그 전에 할머니를 찾아갔어요. 여든넷이시고, 40년 동안 시골에서 펠드셰르셨어요. 의사 없는 곳의 의사 같은 거예요. 혼자서 마을 네 개를, 걸어서 그리고 말을 타고 다니셨어요.</w:t>
+      </w:r>
+    </w:p>
+    <w:p>
+      <w:pPr>
+        <w:pStyle w:val="BodyText"/>
+      </w:pPr>
+      <w:r>
+        <w:t xml:space="preserve">도윤: 대표님이 젓가락을 내려놓으셨으니 계속하세요.</w:t>
+      </w:r>
+    </w:p>
+    <w:p>
+      <w:pPr>
+        <w:pStyle w:val="BodyText"/>
+      </w:pPr>
+      <w:r>
+        <w:t xml:space="preserve">알렉세이: 할머니 문 위엔 40년 동안 판지가 걸려 있었어요. 두 단어: 「해를 끼치지 말라」. 그걸 저에게 주셨어요. 이제 네 문 위에 걸어라. 진료소는 닫혔고, 너는 이제 막 여는 거니까. 저는 그걸 집에 걸었어요, 아직 좀 비뚤지만요.</w:t>
+      </w:r>
+    </w:p>
+    <w:p>
+      <w:pPr>
+        <w:pStyle w:val="BodyText"/>
+      </w:pPr>
+      <w:r>
+        <w:t xml:space="preserve">도윤: 통역했어요, 그리고 정 팀장님도 젓가락을 내려놓으셨어요.</w:t>
+      </w:r>
+    </w:p>
+    <w:p>
+      <w:pPr>
+        <w:pStyle w:val="BodyText"/>
+      </w:pPr>
+      <w:r>
+        <w:t xml:space="preserve">알렉세이: 어제 대표님 공장에서 그 판지를 봤어요, 판지 없이요. 바닥 청소 일지, 주사기마다 번호, 아무도 몰랐을 텐데 버리신 로트. 그때 깨달았어요, 통역을 거치긴 해도 우리가 같은 언어로 말하고 있다는 걸요.</w:t>
+      </w:r>
+    </w:p>
+    <w:p>
+      <w:pPr>
+        <w:pStyle w:val="BodyText"/>
+      </w:pPr>
+      <w:r>
+        <w:t xml:space="preserve">도윤: 대표님이 끄덕이세요. 이틀 사이에 벌써 두 번째 끄덕임이에요.</w:t>
+      </w:r>
+    </w:p>
+    <w:p>
+      <w:pPr>
+        <w:pStyle w:val="BodyText"/>
+      </w:pPr>
+      <w:r>
+        <w:t xml:space="preserve">알렉세이: 그래서 제 건배사는 러시아식이지만 짧아요. 아무도 보지 않을 때도 해를 끼치지 않는 사람들을 위하여. 대표님의 판지와 제 판지를 위하여, 그리고 그 판지들이 앞으로도 오래 걸려 있기를 위하여. 원샷.</w:t>
+      </w:r>
+    </w:p>
+    <w:p>
+      <w:pPr>
+        <w:pStyle w:val="BodyText"/>
+      </w:pPr>
+      <w:r>
+        <w:t xml:space="preserve">도윤: 통역했어요. 3분 40초. 대표님 말씀이, 좋은 건배사는 듣고 나서 침묵하고 싶어지는 거래요.</w:t>
+      </w:r>
+    </w:p>
+    <w:p>
+      <w:pPr>
+        <w:pStyle w:val="BodyText"/>
+      </w:pPr>
+      <w:r>
+        <w:t xml:space="preserve">소희: 나 침묵해요, 그래도 말할게요: 위하여… 아니, 이렇게: 판지를 위하여.</w:t>
+      </w:r>
+    </w:p>
+    <w:p>
+      <w:pPr>
+        <w:pStyle w:val="BodyText"/>
+      </w:pPr>
+      <w:r>
+        <w:t xml:space="preserve">알렉세이: 판지를 위하여, 우리 두 판지를 위하여!</w:t>
+      </w:r>
+    </w:p>
+    <w:p>
+      <w:pPr>
+        <w:pStyle w:val="BodyText"/>
+      </w:pPr>
+      <w:r>
+        <w:t xml:space="preserve">도윤: 대표님이 직접 두 손으로 따라 주세요. 알렉세이 니콜라예비치, 아주 드문 일이에요, 윗사람에게만 그렇게 따르시거든요.</w:t>
+      </w:r>
+    </w:p>
+    <w:p>
+      <w:pPr>
+        <w:pStyle w:val="BodyText"/>
+      </w:pPr>
+      <w:r>
+        <w:t xml:space="preserve">알렉세이: 하지만 저는 대표님보다 한참 어린데요.</w:t>
+      </w:r>
+    </w:p>
+    <w:p>
+      <w:pPr>
+        <w:pStyle w:val="BodyText"/>
+      </w:pPr>
+      <w:r>
+        <w:t xml:space="preserve">도윤: 오늘 이 자리에 할머님이 함께 계시니까 오늘은 선생님이 윗사람이래요.</w:t>
+      </w:r>
+    </w:p>
+    <w:p>
+      <w:pPr>
+        <w:pStyle w:val="BodyText"/>
+      </w:pPr>
+      <w:r>
+        <w:t xml:space="preserve">알렉세이: 감사합니다. 뭐라고 말씀드려야 할지도 모르겠어요.</w:t>
+      </w:r>
+    </w:p>
+    <w:p>
+      <w:pPr>
+        <w:pStyle w:val="BodyText"/>
+      </w:pPr>
+      <w:r>
+        <w:t xml:space="preserve">도윤: 그럼 고개를 돌리고 드세요, 그게 최고의 대답이에요.</w:t>
+      </w:r>
+    </w:p>
+    <w:p>
+      <w:pPr>
+        <w:pStyle w:val="BodyText"/>
+      </w:pPr>
+      <w:r>
+        <w:t xml:space="preserve">알렉세이: 고개를 돌리고 마십니다. 할머니를 위하여.</w:t>
       </w:r>
     </w:p>
     <w:bookmarkEnd w:id="34"/>
@@ -3369,31 +3407,31 @@
         <w:pStyle w:val="FirstParagraph"/>
       </w:pPr>
       <w:r>
-        <w:t xml:space="preserve">도윤: 대표님이 어머님 이야기를 하고 싶으시대요. 좀처럼 안 하시는 이야기예요.</w:t>
-      </w:r>
-    </w:p>
-    <w:p>
-      <w:pPr>
-        <w:pStyle w:val="BodyText"/>
-      </w:pPr>
-      <w:r>
-        <w:t xml:space="preserve">알렉세이: 듣고 있습니다.</w:t>
-      </w:r>
-    </w:p>
-    <w:p>
-      <w:pPr>
-        <w:pStyle w:val="BodyText"/>
-      </w:pPr>
-      <w:r>
-        <w:t xml:space="preserve">도윤: 「어머니는 강원도 산골 마을에서 30년을 일하셨습니다. 보건진료소 간호사였죠. 혼자 마을 셋을. 의사는 한 달에 한 번 왔어요. 겨울엔 눈길을 걸어 다니셨습니다.」</w:t>
-      </w:r>
-    </w:p>
-    <w:p>
-      <w:pPr>
-        <w:pStyle w:val="BodyText"/>
-      </w:pPr>
-      <w:r>
-        <w:t xml:space="preserve">알렉세이: 우리 할머니랑 같네요. 거의 한 마디 한 마디까지.</w:t>
+        <w:t xml:space="preserve">도윤: 대표님이 어머님 이야기를 하고 싶으시대요. 정말 좀처럼 안 하시는 이야기예요.</w:t>
+      </w:r>
+    </w:p>
+    <w:p>
+      <w:pPr>
+        <w:pStyle w:val="BodyText"/>
+      </w:pPr>
+      <w:r>
+        <w:t xml:space="preserve">알렉세이: 아주 잘 듣고 있습니다, 대표님, 저에겐 큰 영광이에요.</w:t>
+      </w:r>
+    </w:p>
+    <w:p>
+      <w:pPr>
+        <w:pStyle w:val="BodyText"/>
+      </w:pPr>
+      <w:r>
+        <w:t xml:space="preserve">도윤: 「어머니는 강원도 산골 마을에서 30년을 일하셨습니다. 보건진료소 간호사였죠. 혼자 마을 셋을. 의사는 한 달에 한 번 왔어요. 겨울엔 눈길을 걸어 다니셨습니다.」 조용히 말씀하셔서 저도 조용히 통역해요.</w:t>
+      </w:r>
+    </w:p>
+    <w:p>
+      <w:pPr>
+        <w:pStyle w:val="BodyText"/>
+      </w:pPr>
+      <w:r>
+        <w:t xml:space="preserve">알렉세이: 우리 할머니랑 같네요, 거의 한 마디 한 마디까지.</w:t>
       </w:r>
     </w:p>
     <w:p>
@@ -3409,15 +3447,15 @@
         <w:pStyle w:val="BodyText"/>
       </w:pPr>
       <w:r>
-        <w:t xml:space="preserve">소희: 대표님은 이 얘기를 우리한테도 안 했어요. 15년 일했어요. 처음 들어요.</w:t>
-      </w:r>
-    </w:p>
-    <w:p>
-      <w:pPr>
-        <w:pStyle w:val="BodyText"/>
-      </w:pPr>
-      <w:r>
-        <w:t xml:space="preserve">알렉세이: 왜 저한테 얘기해 주세요?</w:t>
+        <w:t xml:space="preserve">소희: 대표님은 이 얘기를 우리한테도 안 했어요. 여기서 15년 일했는데 처음 들어요.</w:t>
+      </w:r>
+    </w:p>
+    <w:p>
+      <w:pPr>
+        <w:pStyle w:val="BodyText"/>
+      </w:pPr>
+      <w:r>
+        <w:t xml:space="preserve">알렉세이: 왜 하필 저한테 얘기해 주세요?</w:t>
       </w:r>
     </w:p>
     <w:p>
@@ -3433,79 +3471,79 @@
         <w:pStyle w:val="BodyText"/>
       </w:pPr>
       <w:r>
-        <w:t xml:space="preserve">알렉세이: 어머님께도 규칙이 있으셨어요?</w:t>
-      </w:r>
-    </w:p>
-    <w:p>
-      <w:pPr>
-        <w:pStyle w:val="BodyText"/>
-      </w:pPr>
-      <w:r>
-        <w:t xml:space="preserve">도윤: 「있었죠. 어머니는 말씀하셨어요: 「자기 아들에게 주지 않을 약은 주지 마라.」 제가 그 아들이었습니다. 그래서 농담이 아니었다는 걸 알아요.」</w:t>
-      </w:r>
-    </w:p>
-    <w:p>
-      <w:pPr>
-        <w:pStyle w:val="BodyText"/>
-      </w:pPr>
-      <w:r>
-        <w:t xml:space="preserve">알렉세이: 우리 할머니 질문이랑 비슷하네요. 그 젤을 할머니에게 놓게 하겠냐고 물으셨어요.</w:t>
-      </w:r>
-    </w:p>
-    <w:p>
-      <w:pPr>
-        <w:pStyle w:val="BodyText"/>
-      </w:pPr>
-      <w:r>
-        <w:t xml:space="preserve">도윤: 「그래서 뭐라고 대답했습니까?」</w:t>
-      </w:r>
-    </w:p>
-    <w:p>
-      <w:pPr>
-        <w:pStyle w:val="BodyText"/>
-      </w:pPr>
-      <w:r>
-        <w:t xml:space="preserve">알렉세이: 공장과 서류와 교육받은 의사를 볼 때만요. 공장은 봤어요.</w:t>
-      </w:r>
-    </w:p>
-    <w:p>
-      <w:pPr>
-        <w:pStyle w:val="BodyText"/>
-      </w:pPr>
-      <w:r>
-        <w:t xml:space="preserve">도윤: 「서류는 드리겠습니다. 교육받은 의사는 당신이 찾으세요. 그건 당신 몫입니다.」</w:t>
-      </w:r>
-    </w:p>
-    <w:p>
-      <w:pPr>
-        <w:pStyle w:val="BodyText"/>
-      </w:pPr>
-      <w:r>
-        <w:t xml:space="preserve">소희: 우리 해부학 과정, 번역할 수 있어요. 내가 도와요. 천천히, 그래도 도와요.</w:t>
-      </w:r>
-    </w:p>
-    <w:p>
-      <w:pPr>
-        <w:pStyle w:val="BodyText"/>
-      </w:pPr>
-      <w:r>
-        <w:t xml:space="preserve">알렉세이: 감사합니다. 우리 의사 코르닐로바가 가르칠 거예요. 제품이 그분 검증을 통과하면요.</w:t>
-      </w:r>
-    </w:p>
-    <w:p>
-      <w:pPr>
-        <w:pStyle w:val="BodyText"/>
-      </w:pPr>
-      <w:r>
-        <w:t xml:space="preserve">도윤: 대표님이 물으세요: 아버님은요? 모르신다고 하셨죠.</w:t>
-      </w:r>
-    </w:p>
-    <w:p>
-      <w:pPr>
-        <w:pStyle w:val="BodyText"/>
-      </w:pPr>
-      <w:r>
-        <w:t xml:space="preserve">알렉세이: 모르세요. 엔지니어세요, 툴라 공장이 문을 닫았어요. 아버지에겐 월급이 제일이에요.</w:t>
+        <w:t xml:space="preserve">알렉세이: 어머님께도 어떤 규칙이 있으셨어요?</w:t>
+      </w:r>
+    </w:p>
+    <w:p>
+      <w:pPr>
+        <w:pStyle w:val="BodyText"/>
+      </w:pPr>
+      <w:r>
+        <w:t xml:space="preserve">도윤: 「있었죠. 어머니는 말씀하셨어요: 「자기 아들에게 주지 않을 약은 주지 마라.」 제가 그 아들이었습니다. 그래서 농담이 아니었다는 걸 알아요.」 그리고 그 뒤로 모든 로트를 자기 아이들에게 쓸 것처럼 검사하신대요.</w:t>
+      </w:r>
+    </w:p>
+    <w:p>
+      <w:pPr>
+        <w:pStyle w:val="BodyText"/>
+      </w:pPr>
+      <w:r>
+        <w:t xml:space="preserve">알렉세이: 우리 할머니 질문이랑 비슷하네요. 그 젤을 할머니 본인에게 놓게 하겠냐고 물으셨어요.</w:t>
+      </w:r>
+    </w:p>
+    <w:p>
+      <w:pPr>
+        <w:pStyle w:val="BodyText"/>
+      </w:pPr>
+      <w:r>
+        <w:t xml:space="preserve">도윤: 「그래서 할머님께 뭐라고 대답했습니까?」</w:t>
+      </w:r>
+    </w:p>
+    <w:p>
+      <w:pPr>
+        <w:pStyle w:val="BodyText"/>
+      </w:pPr>
+      <w:r>
+        <w:t xml:space="preserve">알렉세이: 공장과 서류와 교육받은 의사를 볼 때만이라고요. 공장은 이미 봤어요.</w:t>
+      </w:r>
+    </w:p>
+    <w:p>
+      <w:pPr>
+        <w:pStyle w:val="BodyText"/>
+      </w:pPr>
+      <w:r>
+        <w:t xml:space="preserve">도윤: 「서류는 드리겠습니다. 교육받은 의사는 당신이 찾으세요. 그건 당신 몫의 일입니다.」</w:t>
+      </w:r>
+    </w:p>
+    <w:p>
+      <w:pPr>
+        <w:pStyle w:val="BodyText"/>
+      </w:pPr>
+      <w:r>
+        <w:t xml:space="preserve">소희: 우리 해부학 과정, 러시아어로 번역할 수 있어요. 내가 도와요, 천천히, 그래도 도와요.</w:t>
+      </w:r>
+    </w:p>
+    <w:p>
+      <w:pPr>
+        <w:pStyle w:val="BodyText"/>
+      </w:pPr>
+      <w:r>
+        <w:t xml:space="preserve">알렉세이: 감사합니다. 우리 의사 코르닐로바가 제품이 자기 검증을 통과하면 가르칠 거예요.</w:t>
+      </w:r>
+    </w:p>
+    <w:p>
+      <w:pPr>
+        <w:pStyle w:val="BodyText"/>
+      </w:pPr>
+      <w:r>
+        <w:t xml:space="preserve">도윤: 대표님이 물으세요: 아버님은요? 아직 모르신다고 하셨죠.</w:t>
+      </w:r>
+    </w:p>
+    <w:p>
+      <w:pPr>
+        <w:pStyle w:val="BodyText"/>
+      </w:pPr>
+      <w:r>
+        <w:t xml:space="preserve">알렉세이: 모르세요. 엔지니어신데 툴라 공장이 문을 닫았어요. 아버지에겐 안정적인 월급이 제일이에요.</w:t>
       </w:r>
     </w:p>
     <w:p>
@@ -3521,7 +3559,7 @@
         <w:pStyle w:val="BodyText"/>
       </w:pPr>
       <w:r>
-        <w:t xml:space="preserve">알렉세이: 대표님도 큰 회사를 그만두셨어요?</w:t>
+        <w:t xml:space="preserve">알렉세이: 대표님도 예전에 큰 회사를 그만두셨어요?</w:t>
       </w:r>
     </w:p>
     <w:p>
@@ -3537,31 +3575,31 @@
         <w:pStyle w:val="BodyText"/>
       </w:pPr>
       <w:r>
-        <w:t xml:space="preserve">알렉세이: 차고. 아버님은 뭐라고 하셨어요?</w:t>
-      </w:r>
-    </w:p>
-    <w:p>
-      <w:pPr>
-        <w:pStyle w:val="BodyText"/>
-      </w:pPr>
-      <w:r>
-        <w:t xml:space="preserve">도윤: 「1년 동안 저와 말을 안 하셨습니다. 그러다 차고에 오셔서 말없이 바닥을 닦으셨어요. 구석구석까지. 그리고 차에 타고 가셨죠. 그게 아버지의 대답이었습니다.」</w:t>
-      </w:r>
-    </w:p>
-    <w:p>
-      <w:pPr>
-        <w:pStyle w:val="BodyText"/>
-      </w:pPr>
-      <w:r>
-        <w:t xml:space="preserve">알렉세이: 바닥을 닦으셨군요.</w:t>
-      </w:r>
-    </w:p>
-    <w:p>
-      <w:pPr>
-        <w:pStyle w:val="BodyText"/>
-      </w:pPr>
-      <w:r>
-        <w:t xml:space="preserve">도윤: 「그 뒤로 바닥을 네 시간마다 닦습니다. 그래서예요.」</w:t>
+        <w:t xml:space="preserve">알렉세이: 차고에서요? 아버님은 뭐라고 하셨어요?</w:t>
+      </w:r>
+    </w:p>
+    <w:p>
+      <w:pPr>
+        <w:pStyle w:val="BodyText"/>
+      </w:pPr>
+      <w:r>
+        <w:t xml:space="preserve">도윤: 「1년 동안 저와 말을 안 하셨습니다. 그러다 차고에 오셔서 말없이 바닥을 닦으셨어요. 구석구석까지. 그리고 차에 타고 가셨죠. 그게 아버지의 대답이었고, 그보다 나은 대답은 들어 본 적이 없습니다.」</w:t>
+      </w:r>
+    </w:p>
+    <w:p>
+      <w:pPr>
+        <w:pStyle w:val="BodyText"/>
+      </w:pPr>
+      <w:r>
+        <w:t xml:space="preserve">알렉세이: 그냥 말없이 바닥을 닦으셨군요.</w:t>
+      </w:r>
+    </w:p>
+    <w:p>
+      <w:pPr>
+        <w:pStyle w:val="BodyText"/>
+      </w:pPr>
+      <w:r>
+        <w:t xml:space="preserve">도윤: 「그 뒤로 우리는 바닥을 네 시간마다 닦습니다. 그래서예요.」</w:t>
       </w:r>
     </w:p>
     <w:p>
@@ -3585,23 +3623,23 @@
         <w:pStyle w:val="BodyText"/>
       </w:pPr>
       <w:r>
-        <w:t xml:space="preserve">알렉세이: 말씀드릴게요. 모스크바에 돌아가면요. 약속합니다.</w:t>
-      </w:r>
-    </w:p>
-    <w:p>
-      <w:pPr>
-        <w:pStyle w:val="BodyText"/>
-      </w:pPr>
-      <w:r>
-        <w:t xml:space="preserve">도윤: 「저한테 약속하지 마세요. 아버님께 약속하세요.」 그리고 따라 주세요. 두 손으로.</w:t>
-      </w:r>
-    </w:p>
-    <w:p>
-      <w:pPr>
-        <w:pStyle w:val="BodyText"/>
-      </w:pPr>
-      <w:r>
-        <w:t xml:space="preserve">소희: 두 손. 나도 오늘 배웠어요.</w:t>
+        <w:t xml:space="preserve">알렉세이: 모스크바에 돌아가면 말씀드릴게요. 약속드려요.</w:t>
+      </w:r>
+    </w:p>
+    <w:p>
+      <w:pPr>
+        <w:pStyle w:val="BodyText"/>
+      </w:pPr>
+      <w:r>
+        <w:t xml:space="preserve">도윤: 「저한테 약속하지 말고 아버님께 약속하세요.」 그리고 두 손으로 따라 주세요.</w:t>
+      </w:r>
+    </w:p>
+    <w:p>
+      <w:pPr>
+        <w:pStyle w:val="BodyText"/>
+      </w:pPr>
+      <w:r>
+        <w:t xml:space="preserve">소희: 두 손. 나도 오늘 그걸 배웠어요.</w:t>
       </w:r>
     </w:p>
     <w:bookmarkEnd w:id="35"/>
@@ -3619,23 +3657,23 @@
         <w:pStyle w:val="FirstParagraph"/>
       </w:pPr>
       <w:r>
-        <w:t xml:space="preserve">알렉세이: 대표님, 질문 하나 더 해도 될까요? 사업 얘기요.</w:t>
-      </w:r>
-    </w:p>
-    <w:p>
-      <w:pPr>
-        <w:pStyle w:val="BodyText"/>
-      </w:pPr>
-      <w:r>
-        <w:t xml:space="preserve">도윤: 알렉세이 니콜라예비치, 지금은 안 돼요. 제발요.</w:t>
-      </w:r>
-    </w:p>
-    <w:p>
-      <w:pPr>
-        <w:pStyle w:val="BodyText"/>
-      </w:pPr>
-      <w:r>
-        <w:t xml:space="preserve">알렉세이: 하나만요. 짧게. 결제 유예 얘기요. 그게 없으면 우리 표가 안 맞아요.</w:t>
+        <w:t xml:space="preserve">알렉세이: 대표님, 질문 하나 더 드려도 될까요? 사업 얘기요.</w:t>
+      </w:r>
+    </w:p>
+    <w:p>
+      <w:pPr>
+        <w:pStyle w:val="BodyText"/>
+      </w:pPr>
+      <w:r>
+        <w:t xml:space="preserve">도윤: 알렉세이 니콜라예비치, 제발 지금은 안 돼요.</w:t>
+      </w:r>
+    </w:p>
+    <w:p>
+      <w:pPr>
+        <w:pStyle w:val="BodyText"/>
+      </w:pPr>
+      <w:r>
+        <w:t xml:space="preserve">알렉세이: 결제 유예에 대한 짧은 질문 하나만요. 그게 없으면 우리 표가 안 맞거든요.</w:t>
       </w:r>
     </w:p>
     <w:p>
@@ -3651,31 +3689,31 @@
         <w:pStyle w:val="BodyText"/>
       </w:pPr>
       <w:r>
-        <w:t xml:space="preserve">알렉세이: 확실해요. 통역해 주세요.</w:t>
-      </w:r>
-    </w:p>
-    <w:p>
-      <w:pPr>
-        <w:pStyle w:val="BodyText"/>
-      </w:pPr>
-      <w:r>
-        <w:t xml:space="preserve">도윤: 통역합니다. 말씀이 없으세요.</w:t>
-      </w:r>
-    </w:p>
-    <w:p>
-      <w:pPr>
-        <w:pStyle w:val="BodyText"/>
-      </w:pPr>
-      <w:r>
-        <w:t xml:space="preserve">알렉세이: 무슨 일이에요?</w:t>
-      </w:r>
-    </w:p>
-    <w:p>
-      <w:pPr>
-        <w:pStyle w:val="BodyText"/>
-      </w:pPr>
-      <w:r>
-        <w:t xml:space="preserve">도윤: 「이 자리에 방금 제 어머니, 당신 할머님, 바닥을 닦던 제 아버지가 계셨습니다. 그런데 당신은 여기에 표를 가져왔군요. 표는 아침에 사무실에서 봅니다.」</w:t>
+        <w:t xml:space="preserve">알렉세이: 네, 확실해요, 그러니 통역해 주세요.</w:t>
+      </w:r>
+    </w:p>
+    <w:p>
+      <w:pPr>
+        <w:pStyle w:val="BodyText"/>
+      </w:pPr>
+      <w:r>
+        <w:t xml:space="preserve">도윤: 통역하는데, 말씀이 없으시고 아무 대답도 안 하세요.</w:t>
+      </w:r>
+    </w:p>
+    <w:p>
+      <w:pPr>
+        <w:pStyle w:val="BodyText"/>
+      </w:pPr>
+      <w:r>
+        <w:t xml:space="preserve">알렉세이: 무슨 일이에요? 제가 뭘 잘못 말했나요?</w:t>
+      </w:r>
+    </w:p>
+    <w:p>
+      <w:pPr>
+        <w:pStyle w:val="BodyText"/>
+      </w:pPr>
+      <w:r>
+        <w:t xml:space="preserve">도윤: 「이 자리에 방금 제 어머니, 당신 할머님, 바닥을 닦던 제 아버지가 계셨습니다. 그런데 당신은 여기에 표를 가져왔군요. 표는 아침에 사무실에서 보고, 저녁에는 사람을 봅니다.」</w:t>
       </w:r>
     </w:p>
     <w:p>
@@ -3699,111 +3737,111 @@
         <w:pStyle w:val="BodyText"/>
       </w:pPr>
       <w:r>
-        <w:t xml:space="preserve">알렉세이: 하셨어요. 40년 동안 할머니의 유일한 실수는 서두름 때문이었어요.</w:t>
-      </w:r>
-    </w:p>
-    <w:p>
-      <w:pPr>
-        <w:pStyle w:val="BodyText"/>
-      </w:pPr>
-      <w:r>
-        <w:t xml:space="preserve">도윤: 「그럼 서두름이 비싸다는 걸 아시겠군요. 식탁에서는 돈 얘기를 하지 않습니다. 식탁에서는 내일 돈 얘기를 해도 되는지를 정하죠.」 한국 규칙이에요. 러시아도 그럴 것 같아요.</w:t>
-      </w:r>
-    </w:p>
-    <w:p>
-      <w:pPr>
-        <w:pStyle w:val="BodyText"/>
-      </w:pPr>
-      <w:r>
-        <w:t xml:space="preserve">알렉세이: 그래서 해도 되나요?</w:t>
-      </w:r>
-    </w:p>
-    <w:p>
-      <w:pPr>
-        <w:pStyle w:val="BodyText"/>
-      </w:pPr>
-      <w:r>
-        <w:t xml:space="preserve">도윤: 말씀이 없으세요. 15초. 20초.</w:t>
-      </w:r>
-    </w:p>
-    <w:p>
-      <w:pPr>
-        <w:pStyle w:val="BodyText"/>
-      </w:pPr>
-      <w:r>
-        <w:t xml:space="preserve">소희: 도윤, 뭐라도 말해.</w:t>
-      </w:r>
-    </w:p>
-    <w:p>
-      <w:pPr>
-        <w:pStyle w:val="BodyText"/>
-      </w:pPr>
-      <w:r>
-        <w:t xml:space="preserve">도윤: 침묵을 통역하는 중이에요. 그게 제일 어려워요.</w:t>
-      </w:r>
-    </w:p>
-    <w:p>
-      <w:pPr>
-        <w:pStyle w:val="BodyText"/>
-      </w:pPr>
-      <w:r>
-        <w:t xml:space="preserve">알렉세이: 대표님, 제 잘못입니다. 오늘은 돈 얘기 안 하겠습니다. 한 마디도.</w:t>
-      </w:r>
-    </w:p>
-    <w:p>
-      <w:pPr>
-        <w:pStyle w:val="BodyText"/>
-      </w:pPr>
-      <w:r>
-        <w:t xml:space="preserve">도윤: 「좋습니다. 내일 오전 10시. 사무실. 조건. 소주 없이.」</w:t>
-      </w:r>
-    </w:p>
-    <w:p>
-      <w:pPr>
-        <w:pStyle w:val="BodyText"/>
-      </w:pPr>
-      <w:r>
-        <w:t xml:space="preserve">알렉세이: 감사합니다. 10시. 10시 5분 전에요.</w:t>
-      </w:r>
-    </w:p>
-    <w:p>
-      <w:pPr>
-        <w:pStyle w:val="BodyText"/>
-      </w:pPr>
-      <w:r>
-        <w:t xml:space="preserve">도윤: 「5분 전 말고. 10시에. 내일은 당신을 있는 그대로 보고 싶습니다. 서두르는 사람이라도. 서두르는 사람은 이해합니다. 차분한 척하는 사람은 이해 못 합니다.」</w:t>
-      </w:r>
-    </w:p>
-    <w:p>
-      <w:pPr>
-        <w:pStyle w:val="BodyText"/>
-      </w:pPr>
-      <w:r>
-        <w:t xml:space="preserve">알렉세이: 있는 그대로요.</w:t>
-      </w:r>
-    </w:p>
-    <w:p>
-      <w:pPr>
-        <w:pStyle w:val="BodyText"/>
-      </w:pPr>
-      <w:r>
-        <w:t xml:space="preserve">도윤: 일어나세요. 마지막 건배 — 한 단어. 러시아어로.</w:t>
-      </w:r>
-    </w:p>
-    <w:p>
-      <w:pPr>
-        <w:pStyle w:val="BodyText"/>
-      </w:pPr>
-      <w:r>
-        <w:t xml:space="preserve">알렉세이: 러시아어요? 러시아어 단어를 아세요?</w:t>
-      </w:r>
-    </w:p>
-    <w:p>
-      <w:pPr>
-        <w:pStyle w:val="BodyText"/>
-      </w:pPr>
-      <w:r>
-        <w:t xml:space="preserve">도윤: 오늘 낮에 외우셨어요. 들어 보세요. 「나-브레-디」. 아니, 헷갈리세요. 「네 나브레디」. 위하여.</w:t>
+        <w:t xml:space="preserve">알렉세이: 하셨어요. 40년 동안 할머니의 유일한 실수도 서두름 때문에 생겼어요.</w:t>
+      </w:r>
+    </w:p>
+    <w:p>
+      <w:pPr>
+        <w:pStyle w:val="BodyText"/>
+      </w:pPr>
+      <w:r>
+        <w:t xml:space="preserve">도윤: 「그럼 서두름이 비싸다는 걸 아시겠군요. 식탁에서는 돈 얘기를 하지 않습니다. 식탁에서는 내일 돈 얘기를 해도 되는지를 정하죠.」 한국 규칙인데, 러시아도 그럴 것 같아요.</w:t>
+      </w:r>
+    </w:p>
+    <w:p>
+      <w:pPr>
+        <w:pStyle w:val="BodyText"/>
+      </w:pPr>
+      <w:r>
+        <w:t xml:space="preserve">알렉세이: 그래서 내일 돈 얘기를 해도 되나요?</w:t>
+      </w:r>
+    </w:p>
+    <w:p>
+      <w:pPr>
+        <w:pStyle w:val="BodyText"/>
+      </w:pPr>
+      <w:r>
+        <w:t xml:space="preserve">도윤: 벌써 15초째 말씀이 없으세요, 이제 20초…</w:t>
+      </w:r>
+    </w:p>
+    <w:p>
+      <w:pPr>
+        <w:pStyle w:val="BodyText"/>
+      </w:pPr>
+      <w:r>
+        <w:t xml:space="preserve">소희: 도윤, 뭐라도 말해, 나 벌써 무서워.</w:t>
+      </w:r>
+    </w:p>
+    <w:p>
+      <w:pPr>
+        <w:pStyle w:val="BodyText"/>
+      </w:pPr>
+      <w:r>
+        <w:t xml:space="preserve">도윤: 침묵을 통역하는 중이에요, 제 일에서 그게 제일 어려워요.</w:t>
+      </w:r>
+    </w:p>
+    <w:p>
+      <w:pPr>
+        <w:pStyle w:val="BodyText"/>
+      </w:pPr>
+      <w:r>
+        <w:t xml:space="preserve">알렉세이: 대표님, 제 잘못입니다. 오늘은 돈 얘기 안 하겠습니다, 한 마디도요.</w:t>
+      </w:r>
+    </w:p>
+    <w:p>
+      <w:pPr>
+        <w:pStyle w:val="BodyText"/>
+      </w:pPr>
+      <w:r>
+        <w:t xml:space="preserve">도윤: 「좋습니다. 내일 오전 10시, 사무실에서. 조건을 얘기합시다, 소주 없이.」</w:t>
+      </w:r>
+    </w:p>
+    <w:p>
+      <w:pPr>
+        <w:pStyle w:val="BodyText"/>
+      </w:pPr>
+      <w:r>
+        <w:t xml:space="preserve">알렉세이: 감사합니다. 10시에, 아니 10시 5분 전에요.</w:t>
+      </w:r>
+    </w:p>
+    <w:p>
+      <w:pPr>
+        <w:pStyle w:val="BodyText"/>
+      </w:pPr>
+      <w:r>
+        <w:t xml:space="preserve">도윤: 「5분 전 말고 10시에. 내일은 당신을 있는 그대로 보고 싶습니다. 서두르는 사람이라도. 서두르는 사람은 이해합니다. 차분한 척하는 사람은 이해 못 합니다.」</w:t>
+      </w:r>
+    </w:p>
+    <w:p>
+      <w:pPr>
+        <w:pStyle w:val="BodyText"/>
+      </w:pPr>
+      <w:r>
+        <w:t xml:space="preserve">알렉세이: 있는 그대로요, 알겠어요, 그렇게 할게요.</w:t>
+      </w:r>
+    </w:p>
+    <w:p>
+      <w:pPr>
+        <w:pStyle w:val="BodyText"/>
+      </w:pPr>
+      <w:r>
+        <w:t xml:space="preserve">도윤: 일어나세요. 마지막 건배는 한 단어인데, 러시아어로 하신대요.</w:t>
+      </w:r>
+    </w:p>
+    <w:p>
+      <w:pPr>
+        <w:pStyle w:val="BodyText"/>
+      </w:pPr>
+      <w:r>
+        <w:t xml:space="preserve">알렉세이: 러시아어요? 정말 러시아어 단어를 아세요?</w:t>
+      </w:r>
+    </w:p>
+    <w:p>
+      <w:pPr>
+        <w:pStyle w:val="BodyText"/>
+      </w:pPr>
+      <w:r>
+        <w:t xml:space="preserve">도윤: 오늘 낮에 외우셨어요. 들어 보세요: 「나-브레-디」. 아니, 헷갈리세요. 「네 나브레디」. 위하여.</w:t>
       </w:r>
     </w:p>
     <w:p>
@@ -3837,23 +3875,23 @@
         <w:pStyle w:val="BodyText"/>
       </w:pPr>
       <w:r>
-        <w:t xml:space="preserve">알렉세이: 말해 주세요. 들어야죠.</w:t>
-      </w:r>
-    </w:p>
-    <w:p>
-      <w:pPr>
-        <w:pStyle w:val="BodyText"/>
-      </w:pPr>
-      <w:r>
-        <w:t xml:space="preserve">도윤: 두 번째 문은 통과하셨어요. 건배사, 할머니, 아버지. 그런데 문턱에서 걸려 넘어지셨죠.</w:t>
-      </w:r>
-    </w:p>
-    <w:p>
-      <w:pPr>
-        <w:pStyle w:val="BodyText"/>
-      </w:pPr>
-      <w:r>
-        <w:t xml:space="preserve">알렉세이: 표. 유예. 알아요.</w:t>
+        <w:t xml:space="preserve">알렉세이: 있는 그대로 다 말해 주세요, 오늘은 들어야죠.</w:t>
+      </w:r>
+    </w:p>
+    <w:p>
+      <w:pPr>
+        <w:pStyle w:val="BodyText"/>
+      </w:pPr>
+      <w:r>
+        <w:t xml:space="preserve">도윤: 두 번째 문은 통과하셨어요: 건배사, 할머니, 아버지. 그런데 문턱에서 걸려 넘어지셨죠.</w:t>
+      </w:r>
+    </w:p>
+    <w:p>
+      <w:pPr>
+        <w:pStyle w:val="BodyText"/>
+      </w:pPr>
+      <w:r>
+        <w:t xml:space="preserve">알렉세이: 표와 유예, 알아요, 그러니 다시 말 안 해도 돼요.</w:t>
       </w:r>
     </w:p>
     <w:p>
@@ -3877,7 +3915,7 @@
         <w:pStyle w:val="BodyText"/>
       </w:pPr>
       <w:r>
-        <w:t xml:space="preserve">도윤: 솔직한 거예요. 대표님도 예전에 저녁 자리에서 첫 투자자에게 돈 얘기를 하셨대요. 그리고 똑같이 「내일 10시」를 받으셨대요. 오늘에서야 거리에서 그 얘기를 해 주셨어요.</w:t>
+        <w:t xml:space="preserve">도윤: 솔직한 거예요. 대표님도 예전에 저녁 자리에서 첫 투자자에게 돈 얘기를 하셨고, 똑같이 「내일 10시」를 받으셨대요. 오늘에서야 거리에서 그 얘기를 해 주셨는데, 저도 처음 들었어요.</w:t>
       </w:r>
     </w:p>
     <w:p>
@@ -3893,55 +3931,55 @@
         <w:pStyle w:val="BodyText"/>
       </w:pPr>
       <w:r>
-        <w:t xml:space="preserve">도윤: 돈을 받으셨어요. 하지만 절반만. 나머지 절반은 1년 뒤, 기다릴 줄 안다는 걸 보여 주고 나서요.</w:t>
-      </w:r>
-    </w:p>
-    <w:p>
-      <w:pPr>
-        <w:pStyle w:val="BodyText"/>
-      </w:pPr>
-      <w:r>
-        <w:t xml:space="preserve">알렉세이: 그럼 내일은 절반이겠네요.</w:t>
-      </w:r>
-    </w:p>
-    <w:p>
-      <w:pPr>
-        <w:pStyle w:val="BodyText"/>
-      </w:pPr>
-      <w:r>
-        <w:t xml:space="preserve">도윤: 모르겠어요. 내일은 조건이에요. 대표님은 돈보다 조건을 더 좋아하세요.</w:t>
-      </w:r>
-    </w:p>
-    <w:p>
-      <w:pPr>
-        <w:pStyle w:val="BodyText"/>
-      </w:pPr>
-      <w:r>
-        <w:t xml:space="preserve">알렉세이: 도윤, 고마워요. 오늘 말보다 더 많은 걸 통역해 줬어요.</w:t>
-      </w:r>
-    </w:p>
-    <w:p>
-      <w:pPr>
-        <w:pStyle w:val="BodyText"/>
-      </w:pPr>
-      <w:r>
-        <w:t xml:space="preserve">도윤: 제 일이에요. 아니, 아니에요. 오늘은 일이 아니었어요.</w:t>
-      </w:r>
-    </w:p>
-    <w:p>
-      <w:pPr>
-        <w:pStyle w:val="BodyText"/>
-      </w:pPr>
-      <w:r>
-        <w:t xml:space="preserve">알렉세이: 그럼 뭐였어요?</w:t>
-      </w:r>
-    </w:p>
-    <w:p>
-      <w:pPr>
-        <w:pStyle w:val="BodyText"/>
-      </w:pPr>
-      <w:r>
-        <w:t xml:space="preserve">도윤: 오늘 처음으로 우리가 왜 바닥을 닦는지 들었어요. 5년을 일하고도 몰랐어요. 알렉세이 니콜라예비치가 그걸 통역해 줬어요. 통역사 없이. 고마워요. 그리고 잘 자요.</w:t>
+        <w:t xml:space="preserve">도윤: 돈을 받으셨지만 절반만요. 나머지 절반은 1년 뒤, 기다릴 줄 안다는 걸 보여 주고 나서 받으셨어요.</w:t>
+      </w:r>
+    </w:p>
+    <w:p>
+      <w:pPr>
+        <w:pStyle w:val="BodyText"/>
+      </w:pPr>
+      <w:r>
+        <w:t xml:space="preserve">알렉세이: 그럼 내일 저도 절반만 받겠네요.</w:t>
+      </w:r>
+    </w:p>
+    <w:p>
+      <w:pPr>
+        <w:pStyle w:val="BodyText"/>
+      </w:pPr>
+      <w:r>
+        <w:t xml:space="preserve">도윤: 모르겠어요. 내일은 조건이에요, 그리고 대표님은 돈보다 조건을 더 좋아하세요.</w:t>
+      </w:r>
+    </w:p>
+    <w:p>
+      <w:pPr>
+        <w:pStyle w:val="BodyText"/>
+      </w:pPr>
+      <w:r>
+        <w:t xml:space="preserve">알렉세이: 도윤, 고마워요. 오늘 그냥 말보다 더 많은 걸 통역해 줬어요.</w:t>
+      </w:r>
+    </w:p>
+    <w:p>
+      <w:pPr>
+        <w:pStyle w:val="BodyText"/>
+      </w:pPr>
+      <w:r>
+        <w:t xml:space="preserve">도윤: 제 일이에요, 아니, 오늘은 이미 일이 아니었어요.</w:t>
+      </w:r>
+    </w:p>
+    <w:p>
+      <w:pPr>
+        <w:pStyle w:val="BodyText"/>
+      </w:pPr>
+      <w:r>
+        <w:t xml:space="preserve">알렉세이: 그럼 그건 뭐였어요?</w:t>
+      </w:r>
+    </w:p>
+    <w:p>
+      <w:pPr>
+        <w:pStyle w:val="BodyText"/>
+      </w:pPr>
+      <w:r>
+        <w:t xml:space="preserve">도윤: 오늘 처음으로 우리가 왜 바닥을 닦는지 들었어요. 5년을 일하고도 몰랐어요. 알렉세이 니콜라예비치가 통역사 없이 그걸 통역해 줬고, 그게 제 인생 최고의 통역이에요. 고마워요, 잘 자요.</w:t>
       </w:r>
     </w:p>
     <w:bookmarkEnd w:id="37"/>
